--- a/docs/user-guide/en/pages/06-ninetydayturnover.docx
+++ b/docs/user-guide/en/pages/06-ninetydayturnover.docx
@@ -65,7 +65,7 @@
       <w:r>
         <w:drawing>
           <wp:inline distT="0" distB="0" distL="0" distR="0">
-            <wp:extent cx="5715000" cy="1114425"/>
+            <wp:extent cx="5715000" cy="771525"/>
             <wp:effectExtent t="0" r="0" b="0" l="0"/>
             <wp:docPr id="1" name="" descr="" title=""/>
             <wp:cNvGraphicFramePr>
@@ -90,7 +90,7 @@
                   <pic:spPr bwMode="auto">
                     <a:xfrm>
                       <a:off x="0" y="0"/>
-                      <a:ext cx="5715000" cy="1114425"/>
+                      <a:ext cx="5715000" cy="771525"/>
                     </a:xfrm>
                     <a:prstGeom prst="rect">
                       <a:avLst/>

--- a/docs/user-guide/en/pages/06-ninetydayturnover.docx
+++ b/docs/user-guide/en/pages/06-ninetydayturnover.docx
@@ -65,7 +65,7 @@
       <w:r>
         <w:drawing>
           <wp:inline distT="0" distB="0" distL="0" distR="0">
-            <wp:extent cx="5715000" cy="771525"/>
+            <wp:extent cx="6953250" cy="933450"/>
             <wp:effectExtent t="0" r="0" b="0" l="0"/>
             <wp:docPr id="1" name="" descr="" title=""/>
             <wp:cNvGraphicFramePr>
@@ -90,7 +90,7 @@
                   <pic:spPr bwMode="auto">
                     <a:xfrm>
                       <a:off x="0" y="0"/>
-                      <a:ext cx="5715000" cy="771525"/>
+                      <a:ext cx="6953250" cy="933450"/>
                     </a:xfrm>
                     <a:prstGeom prst="rect">
                       <a:avLst/>
@@ -105,7 +105,7 @@
     </w:p>
     <w:p>
       <w:pPr>
-        <w:spacing w:after="90" w:line="290"/>
+        <w:spacing w:after="70" w:line="270"/>
       </w:pPr>
       <w:r>
         <w:rPr>
@@ -127,7 +127,7 @@
     </w:p>
     <w:tbl>
       <w:tblPr>
-        <w:tblW w:type="dxa" w:w="9399"/>
+        <w:tblW w:type="dxa" w:w="10998"/>
         <w:jc w:val="center"/>
         <w:tblBorders>
           <w:top w:val="single" w:color="auto" w:sz="4"/>
@@ -139,9 +139,9 @@
         </w:tblBorders>
       </w:tblPr>
       <w:tblGrid>
-        <w:gridCol w:w="3133"/>
-        <w:gridCol w:w="3133"/>
-        <w:gridCol w:w="3133"/>
+        <w:gridCol w:w="3666"/>
+        <w:gridCol w:w="3666"/>
+        <w:gridCol w:w="3666"/>
       </w:tblGrid>
       <w:tr>
         <w:trPr>
@@ -149,7 +149,7 @@
         </w:trPr>
         <w:tc>
           <w:tcPr>
-            <w:tcW w:type="dxa" w:w="3133"/>
+            <w:tcW w:type="dxa" w:w="3666"/>
             <w:tcBorders>
               <w:top w:val="none" w:color="FFFFFF" w:sz="0"/>
               <w:left w:val="none" w:color="FFFFFF" w:sz="0"/>
@@ -170,7 +170,7 @@
             <w:r>
               <w:drawing>
                 <wp:inline distT="0" distB="0" distL="0" distR="0">
-                  <wp:extent cx="1809750" cy="714375"/>
+                  <wp:extent cx="2171700" cy="866775"/>
                   <wp:effectExtent t="0" r="0" b="0" l="0"/>
                   <wp:docPr id="1" name="" descr="" title=""/>
                   <wp:cNvGraphicFramePr>
@@ -195,7 +195,7 @@
                         <pic:spPr bwMode="auto">
                           <a:xfrm>
                             <a:off x="0" y="0"/>
-                            <a:ext cx="1809750" cy="714375"/>
+                            <a:ext cx="2171700" cy="866775"/>
                           </a:xfrm>
                           <a:prstGeom prst="rect">
                             <a:avLst/>
@@ -211,7 +211,7 @@
         </w:tc>
         <w:tc>
           <w:tcPr>
-            <w:tcW w:type="dxa" w:w="3133"/>
+            <w:tcW w:type="dxa" w:w="3666"/>
             <w:tcBorders>
               <w:top w:val="none" w:color="FFFFFF" w:sz="0"/>
               <w:left w:val="none" w:color="FFFFFF" w:sz="0"/>
@@ -232,7 +232,7 @@
             <w:r>
               <w:drawing>
                 <wp:inline distT="0" distB="0" distL="0" distR="0">
-                  <wp:extent cx="1809750" cy="714375"/>
+                  <wp:extent cx="2171700" cy="866775"/>
                   <wp:effectExtent t="0" r="0" b="0" l="0"/>
                   <wp:docPr id="1" name="" descr="" title=""/>
                   <wp:cNvGraphicFramePr>
@@ -257,7 +257,7 @@
                         <pic:spPr bwMode="auto">
                           <a:xfrm>
                             <a:off x="0" y="0"/>
-                            <a:ext cx="1809750" cy="714375"/>
+                            <a:ext cx="2171700" cy="866775"/>
                           </a:xfrm>
                           <a:prstGeom prst="rect">
                             <a:avLst/>
@@ -273,7 +273,7 @@
         </w:tc>
         <w:tc>
           <w:tcPr>
-            <w:tcW w:type="dxa" w:w="3133"/>
+            <w:tcW w:type="dxa" w:w="3666"/>
             <w:tcBorders>
               <w:top w:val="none" w:color="FFFFFF" w:sz="0"/>
               <w:left w:val="none" w:color="FFFFFF" w:sz="0"/>
@@ -294,7 +294,7 @@
             <w:r>
               <w:drawing>
                 <wp:inline distT="0" distB="0" distL="0" distR="0">
-                  <wp:extent cx="1809750" cy="714375"/>
+                  <wp:extent cx="2171700" cy="866775"/>
                   <wp:effectExtent t="0" r="0" b="0" l="0"/>
                   <wp:docPr id="1" name="" descr="" title=""/>
                   <wp:cNvGraphicFramePr>
@@ -319,7 +319,7 @@
                         <pic:spPr bwMode="auto">
                           <a:xfrm>
                             <a:off x="0" y="0"/>
-                            <a:ext cx="1809750" cy="714375"/>
+                            <a:ext cx="2171700" cy="866775"/>
                           </a:xfrm>
                           <a:prstGeom prst="rect">
                             <a:avLst/>
@@ -416,7 +416,7 @@
       <w:r>
         <w:drawing>
           <wp:inline distT="0" distB="0" distL="0" distR="0">
-            <wp:extent cx="5715000" cy="1619250"/>
+            <wp:extent cx="6953250" cy="1962150"/>
             <wp:effectExtent t="0" r="0" b="0" l="0"/>
             <wp:docPr id="1" name="" descr="" title=""/>
             <wp:cNvGraphicFramePr>
@@ -441,7 +441,7 @@
                   <pic:spPr bwMode="auto">
                     <a:xfrm>
                       <a:off x="0" y="0"/>
-                      <a:ext cx="5715000" cy="1619250"/>
+                      <a:ext cx="6953250" cy="1962150"/>
                     </a:xfrm>
                     <a:prstGeom prst="rect">
                       <a:avLst/>
@@ -456,7 +456,7 @@
     </w:p>
     <w:p>
       <w:pPr>
-        <w:spacing w:after="90" w:line="290"/>
+        <w:spacing w:after="70" w:line="270"/>
       </w:pPr>
       <w:r>
         <w:rPr>
@@ -485,7 +485,7 @@
       <w:r>
         <w:drawing>
           <wp:inline distT="0" distB="0" distL="0" distR="0">
-            <wp:extent cx="5715000" cy="1619250"/>
+            <wp:extent cx="6953250" cy="1962150"/>
             <wp:effectExtent t="0" r="0" b="0" l="0"/>
             <wp:docPr id="1" name="" descr="" title=""/>
             <wp:cNvGraphicFramePr>
@@ -510,7 +510,7 @@
                   <pic:spPr bwMode="auto">
                     <a:xfrm>
                       <a:off x="0" y="0"/>
-                      <a:ext cx="5715000" cy="1619250"/>
+                      <a:ext cx="6953250" cy="1962150"/>
                     </a:xfrm>
                     <a:prstGeom prst="rect">
                       <a:avLst/>
@@ -525,7 +525,7 @@
     </w:p>
     <w:p>
       <w:pPr>
-        <w:spacing w:after="90" w:line="290"/>
+        <w:spacing w:after="70" w:line="270"/>
       </w:pPr>
       <w:r>
         <w:rPr>
@@ -554,7 +554,7 @@
       <w:r>
         <w:drawing>
           <wp:inline distT="0" distB="0" distL="0" distR="0">
-            <wp:extent cx="5715000" cy="1619250"/>
+            <wp:extent cx="6953250" cy="1962150"/>
             <wp:effectExtent t="0" r="0" b="0" l="0"/>
             <wp:docPr id="1" name="" descr="" title=""/>
             <wp:cNvGraphicFramePr>
@@ -579,7 +579,7 @@
                   <pic:spPr bwMode="auto">
                     <a:xfrm>
                       <a:off x="0" y="0"/>
-                      <a:ext cx="5715000" cy="1619250"/>
+                      <a:ext cx="6953250" cy="1962150"/>
                     </a:xfrm>
                     <a:prstGeom prst="rect">
                       <a:avLst/>
@@ -594,7 +594,7 @@
     </w:p>
     <w:p>
       <w:pPr>
-        <w:spacing w:after="90" w:line="290"/>
+        <w:spacing w:after="70" w:line="270"/>
       </w:pPr>
       <w:r>
         <w:rPr>
@@ -615,7 +615,7 @@
       <w:r>
         <w:drawing>
           <wp:inline distT="0" distB="0" distL="0" distR="0">
-            <wp:extent cx="5715000" cy="1685925"/>
+            <wp:extent cx="6953250" cy="2047875"/>
             <wp:effectExtent t="0" r="0" b="0" l="0"/>
             <wp:docPr id="1" name="" descr="" title=""/>
             <wp:cNvGraphicFramePr>
@@ -640,7 +640,7 @@
                   <pic:spPr bwMode="auto">
                     <a:xfrm>
                       <a:off x="0" y="0"/>
-                      <a:ext cx="5715000" cy="1685925"/>
+                      <a:ext cx="6953250" cy="2047875"/>
                     </a:xfrm>
                     <a:prstGeom prst="rect">
                       <a:avLst/>
@@ -655,7 +655,7 @@
     </w:p>
     <w:p>
       <w:pPr>
-        <w:spacing w:after="90" w:line="290"/>
+        <w:spacing w:after="70" w:line="270"/>
       </w:pPr>
       <w:r>
         <w:rPr>
@@ -700,6 +700,734 @@
         <w:t xml:space="preserve">Step 6 - Why do new hires leave?</w:t>
       </w:r>
     </w:p>
+    <w:tbl>
+      <w:tblPr>
+        <w:tblW w:type="dxa" w:w="11000"/>
+        <w:jc w:val="center"/>
+        <w:tblBorders>
+          <w:top w:val="single" w:color="auto" w:sz="4"/>
+          <w:left w:val="single" w:color="auto" w:sz="4"/>
+          <w:bottom w:val="single" w:color="auto" w:sz="4"/>
+          <w:right w:val="single" w:color="auto" w:sz="4"/>
+          <w:insideH w:val="single" w:color="auto" w:sz="4"/>
+          <w:insideV w:val="single" w:color="auto" w:sz="4"/>
+        </w:tblBorders>
+      </w:tblPr>
+      <w:tblGrid>
+        <w:gridCol w:w="5500"/>
+        <w:gridCol w:w="5500"/>
+      </w:tblGrid>
+      <w:tr>
+        <w:tc>
+          <w:tcPr>
+            <w:tcW w:type="dxa" w:w="5500"/>
+            <w:tcBorders>
+              <w:top w:val="none" w:color="FFFFFF" w:sz="0"/>
+              <w:left w:val="none" w:color="FFFFFF" w:sz="0"/>
+              <w:bottom w:val="none" w:color="FFFFFF" w:sz="0"/>
+              <w:right w:val="none" w:color="FFFFFF" w:sz="0"/>
+            </w:tcBorders>
+            <w:tcMar>
+              <w:top w:type="dxa" w:w="40"/>
+              <w:left w:type="dxa" w:w="70"/>
+              <w:bottom w:type="dxa" w:w="60"/>
+              <w:right w:type="dxa" w:w="70"/>
+            </w:tcMar>
+          </w:tcPr>
+          <w:p>
+            <w:pPr>
+              <w:keepNext/>
+              <w:spacing w:after="120" w:before="60"/>
+              <w:jc w:val="center"/>
+            </w:pPr>
+            <w:r>
+              <w:drawing>
+                <wp:inline distT="0" distB="0" distL="0" distR="0">
+                  <wp:extent cx="3286125" cy="1809750"/>
+                  <wp:effectExtent t="0" r="0" b="0" l="0"/>
+                  <wp:docPr id="1" name="" descr="" title=""/>
+                  <wp:cNvGraphicFramePr>
+                    <a:graphicFrameLocks xmlns:a="http://schemas.openxmlformats.org/drawingml/2006/main" noChangeAspect="1"/>
+                  </wp:cNvGraphicFramePr>
+                  <a:graphic xmlns:a="http://schemas.openxmlformats.org/drawingml/2006/main">
+                    <a:graphicData uri="http://schemas.openxmlformats.org/drawingml/2006/picture">
+                      <pic:pic xmlns:pic="http://schemas.openxmlformats.org/drawingml/2006/picture">
+                        <pic:nvPicPr>
+                          <pic:cNvPr id="0" name="" descr=""/>
+                          <pic:cNvPicPr>
+                            <a:picLocks noChangeAspect="1" noChangeArrowheads="1"/>
+                          </pic:cNvPicPr>
+                        </pic:nvPicPr>
+                        <pic:blipFill>
+                          <a:blip r:embed="rId17" cstate="none"/>
+                          <a:srcRect/>
+                          <a:stretch>
+                            <a:fillRect/>
+                          </a:stretch>
+                        </pic:blipFill>
+                        <pic:spPr bwMode="auto">
+                          <a:xfrm>
+                            <a:off x="0" y="0"/>
+                            <a:ext cx="3286125" cy="1809750"/>
+                          </a:xfrm>
+                          <a:prstGeom prst="rect">
+                            <a:avLst/>
+                          </a:prstGeom>
+                        </pic:spPr>
+                      </pic:pic>
+                    </a:graphicData>
+                  </a:graphic>
+                </wp:inline>
+              </w:drawing>
+            </w:r>
+          </w:p>
+        </w:tc>
+        <w:tc>
+          <w:tcPr>
+            <w:tcW w:type="dxa" w:w="5500"/>
+            <w:tcBorders>
+              <w:top w:val="none" w:color="FFFFFF" w:sz="0"/>
+              <w:left w:val="none" w:color="FFFFFF" w:sz="0"/>
+              <w:bottom w:val="none" w:color="FFFFFF" w:sz="0"/>
+              <w:right w:val="none" w:color="FFFFFF" w:sz="0"/>
+            </w:tcBorders>
+            <w:tcMar>
+              <w:top w:type="dxa" w:w="40"/>
+              <w:left w:type="dxa" w:w="70"/>
+              <w:bottom w:type="dxa" w:w="60"/>
+              <w:right w:type="dxa" w:w="70"/>
+            </w:tcMar>
+          </w:tcPr>
+          <w:p>
+            <w:pPr>
+              <w:spacing w:after="70" w:line="270"/>
+            </w:pPr>
+            <w:r>
+              <w:rPr>
+                <w:rFonts w:ascii="Arial" w:cs="Arial" w:eastAsia="Arial" w:hAnsi="Arial"/>
+                <w:color w:val="27251F"/>
+                <w:sz w:val="21"/>
+                <w:szCs w:val="21"/>
+              </w:rPr>
+              <w:t xml:space="preserve">The reasons given by employees who resigned within their first 90 days.</w:t>
+            </w:r>
+          </w:p>
+        </w:tc>
+      </w:tr>
+    </w:tbl>
+    <w:p>
+      <w:pPr>
+        <w:spacing w:after="30"/>
+      </w:pPr>
+      <w:r>
+        <w:rPr>
+          <w:rFonts w:ascii="Arial" w:cs="Arial" w:eastAsia="Arial" w:hAnsi="Arial"/>
+          <w:color w:val="27251F"/>
+          <w:sz w:val="21"/>
+          <w:szCs w:val="21"/>
+        </w:rPr>
+        <w:t xml:space="preserve"/>
+      </w:r>
+    </w:p>
+    <w:p>
+      <w:pPr>
+        <w:pStyle w:val="Heading2"/>
+      </w:pPr>
+      <w:r>
+        <w:t xml:space="preserve">Step 7 - Who leaves early?</w:t>
+      </w:r>
+    </w:p>
+    <w:tbl>
+      <w:tblPr>
+        <w:tblW w:type="dxa" w:w="11000"/>
+        <w:jc w:val="center"/>
+        <w:tblBorders>
+          <w:top w:val="single" w:color="auto" w:sz="4"/>
+          <w:left w:val="single" w:color="auto" w:sz="4"/>
+          <w:bottom w:val="single" w:color="auto" w:sz="4"/>
+          <w:right w:val="single" w:color="auto" w:sz="4"/>
+          <w:insideH w:val="single" w:color="auto" w:sz="4"/>
+          <w:insideV w:val="single" w:color="auto" w:sz="4"/>
+        </w:tblBorders>
+      </w:tblPr>
+      <w:tblGrid>
+        <w:gridCol w:w="5500"/>
+        <w:gridCol w:w="5500"/>
+      </w:tblGrid>
+      <w:tr>
+        <w:tc>
+          <w:tcPr>
+            <w:tcW w:type="dxa" w:w="5500"/>
+            <w:tcBorders>
+              <w:top w:val="none" w:color="FFFFFF" w:sz="0"/>
+              <w:left w:val="none" w:color="FFFFFF" w:sz="0"/>
+              <w:bottom w:val="none" w:color="FFFFFF" w:sz="0"/>
+              <w:right w:val="none" w:color="FFFFFF" w:sz="0"/>
+            </w:tcBorders>
+            <w:tcMar>
+              <w:top w:type="dxa" w:w="40"/>
+              <w:left w:type="dxa" w:w="70"/>
+              <w:bottom w:type="dxa" w:w="60"/>
+              <w:right w:type="dxa" w:w="70"/>
+            </w:tcMar>
+          </w:tcPr>
+          <w:p>
+            <w:pPr>
+              <w:keepNext/>
+              <w:spacing w:after="120" w:before="60"/>
+              <w:jc w:val="center"/>
+            </w:pPr>
+            <w:r>
+              <w:drawing>
+                <wp:inline distT="0" distB="0" distL="0" distR="0">
+                  <wp:extent cx="3286125" cy="1809750"/>
+                  <wp:effectExtent t="0" r="0" b="0" l="0"/>
+                  <wp:docPr id="1" name="" descr="" title=""/>
+                  <wp:cNvGraphicFramePr>
+                    <a:graphicFrameLocks xmlns:a="http://schemas.openxmlformats.org/drawingml/2006/main" noChangeAspect="1"/>
+                  </wp:cNvGraphicFramePr>
+                  <a:graphic xmlns:a="http://schemas.openxmlformats.org/drawingml/2006/main">
+                    <a:graphicData uri="http://schemas.openxmlformats.org/drawingml/2006/picture">
+                      <pic:pic xmlns:pic="http://schemas.openxmlformats.org/drawingml/2006/picture">
+                        <pic:nvPicPr>
+                          <pic:cNvPr id="0" name="" descr=""/>
+                          <pic:cNvPicPr>
+                            <a:picLocks noChangeAspect="1" noChangeArrowheads="1"/>
+                          </pic:cNvPicPr>
+                        </pic:nvPicPr>
+                        <pic:blipFill>
+                          <a:blip r:embed="rId18" cstate="none"/>
+                          <a:srcRect/>
+                          <a:stretch>
+                            <a:fillRect/>
+                          </a:stretch>
+                        </pic:blipFill>
+                        <pic:spPr bwMode="auto">
+                          <a:xfrm>
+                            <a:off x="0" y="0"/>
+                            <a:ext cx="3286125" cy="1809750"/>
+                          </a:xfrm>
+                          <a:prstGeom prst="rect">
+                            <a:avLst/>
+                          </a:prstGeom>
+                        </pic:spPr>
+                      </pic:pic>
+                    </a:graphicData>
+                  </a:graphic>
+                </wp:inline>
+              </w:drawing>
+            </w:r>
+          </w:p>
+          <w:p>
+            <w:pPr>
+              <w:spacing w:after="70" w:line="270"/>
+            </w:pPr>
+            <w:r>
+              <w:rPr>
+                <w:rFonts w:ascii="Arial" w:cs="Arial" w:eastAsia="Arial" w:hAnsi="Arial"/>
+                <w:color w:val="27251F"/>
+                <w:sz w:val="21"/>
+                <w:szCs w:val="21"/>
+              </w:rPr>
+              <w:t xml:space="preserve">Gender split of the early leavers in the selected cohort(s).</w:t>
+            </w:r>
+          </w:p>
+        </w:tc>
+        <w:tc>
+          <w:tcPr>
+            <w:tcW w:type="dxa" w:w="5500"/>
+            <w:tcBorders>
+              <w:top w:val="none" w:color="FFFFFF" w:sz="0"/>
+              <w:left w:val="none" w:color="FFFFFF" w:sz="0"/>
+              <w:bottom w:val="none" w:color="FFFFFF" w:sz="0"/>
+              <w:right w:val="none" w:color="FFFFFF" w:sz="0"/>
+            </w:tcBorders>
+            <w:tcMar>
+              <w:top w:type="dxa" w:w="40"/>
+              <w:left w:type="dxa" w:w="70"/>
+              <w:bottom w:type="dxa" w:w="60"/>
+              <w:right w:type="dxa" w:w="70"/>
+            </w:tcMar>
+          </w:tcPr>
+          <w:p>
+            <w:pPr>
+              <w:keepNext/>
+              <w:spacing w:after="120" w:before="60"/>
+              <w:jc w:val="center"/>
+            </w:pPr>
+            <w:r>
+              <w:drawing>
+                <wp:inline distT="0" distB="0" distL="0" distR="0">
+                  <wp:extent cx="3286125" cy="1885950"/>
+                  <wp:effectExtent t="0" r="0" b="0" l="0"/>
+                  <wp:docPr id="1" name="" descr="" title=""/>
+                  <wp:cNvGraphicFramePr>
+                    <a:graphicFrameLocks xmlns:a="http://schemas.openxmlformats.org/drawingml/2006/main" noChangeAspect="1"/>
+                  </wp:cNvGraphicFramePr>
+                  <a:graphic xmlns:a="http://schemas.openxmlformats.org/drawingml/2006/main">
+                    <a:graphicData uri="http://schemas.openxmlformats.org/drawingml/2006/picture">
+                      <pic:pic xmlns:pic="http://schemas.openxmlformats.org/drawingml/2006/picture">
+                        <pic:nvPicPr>
+                          <pic:cNvPr id="0" name="" descr=""/>
+                          <pic:cNvPicPr>
+                            <a:picLocks noChangeAspect="1" noChangeArrowheads="1"/>
+                          </pic:cNvPicPr>
+                        </pic:nvPicPr>
+                        <pic:blipFill>
+                          <a:blip r:embed="rId19" cstate="none"/>
+                          <a:srcRect/>
+                          <a:stretch>
+                            <a:fillRect/>
+                          </a:stretch>
+                        </pic:blipFill>
+                        <pic:spPr bwMode="auto">
+                          <a:xfrm>
+                            <a:off x="0" y="0"/>
+                            <a:ext cx="3286125" cy="1885950"/>
+                          </a:xfrm>
+                          <a:prstGeom prst="rect">
+                            <a:avLst/>
+                          </a:prstGeom>
+                        </pic:spPr>
+                      </pic:pic>
+                    </a:graphicData>
+                  </a:graphic>
+                </wp:inline>
+              </w:drawing>
+            </w:r>
+          </w:p>
+          <w:p>
+            <w:pPr>
+              <w:spacing w:after="70" w:line="270"/>
+            </w:pPr>
+            <w:r>
+              <w:rPr>
+                <w:rFonts w:ascii="Arial" w:cs="Arial" w:eastAsia="Arial" w:hAnsi="Arial"/>
+                <w:color w:val="27251F"/>
+                <w:sz w:val="21"/>
+                <w:szCs w:val="21"/>
+              </w:rPr>
+              <w:t xml:space="preserve">Early leavers grouped by job title.</w:t>
+            </w:r>
+          </w:p>
+        </w:tc>
+      </w:tr>
+    </w:tbl>
+    <w:p>
+      <w:pPr>
+        <w:spacing w:after="30"/>
+      </w:pPr>
+      <w:r>
+        <w:rPr>
+          <w:rFonts w:ascii="Arial" w:cs="Arial" w:eastAsia="Arial" w:hAnsi="Arial"/>
+          <w:color w:val="27251F"/>
+          <w:sz w:val="21"/>
+          <w:szCs w:val="21"/>
+        </w:rPr>
+        <w:t xml:space="preserve"/>
+      </w:r>
+    </w:p>
+    <w:tbl>
+      <w:tblPr>
+        <w:tblW w:type="dxa" w:w="11000"/>
+        <w:jc w:val="center"/>
+        <w:tblBorders>
+          <w:top w:val="single" w:color="auto" w:sz="4"/>
+          <w:left w:val="single" w:color="auto" w:sz="4"/>
+          <w:bottom w:val="single" w:color="auto" w:sz="4"/>
+          <w:right w:val="single" w:color="auto" w:sz="4"/>
+          <w:insideH w:val="single" w:color="auto" w:sz="4"/>
+          <w:insideV w:val="single" w:color="auto" w:sz="4"/>
+        </w:tblBorders>
+      </w:tblPr>
+      <w:tblGrid>
+        <w:gridCol w:w="5500"/>
+        <w:gridCol w:w="5500"/>
+      </w:tblGrid>
+      <w:tr>
+        <w:tc>
+          <w:tcPr>
+            <w:tcW w:type="dxa" w:w="5500"/>
+            <w:tcBorders>
+              <w:top w:val="none" w:color="FFFFFF" w:sz="0"/>
+              <w:left w:val="none" w:color="FFFFFF" w:sz="0"/>
+              <w:bottom w:val="none" w:color="FFFFFF" w:sz="0"/>
+              <w:right w:val="none" w:color="FFFFFF" w:sz="0"/>
+            </w:tcBorders>
+            <w:tcMar>
+              <w:top w:type="dxa" w:w="40"/>
+              <w:left w:type="dxa" w:w="70"/>
+              <w:bottom w:type="dxa" w:w="60"/>
+              <w:right w:type="dxa" w:w="70"/>
+            </w:tcMar>
+          </w:tcPr>
+          <w:p>
+            <w:pPr>
+              <w:keepNext/>
+              <w:spacing w:after="120" w:before="60"/>
+              <w:jc w:val="center"/>
+            </w:pPr>
+            <w:r>
+              <w:drawing>
+                <wp:inline distT="0" distB="0" distL="0" distR="0">
+                  <wp:extent cx="3286125" cy="1885950"/>
+                  <wp:effectExtent t="0" r="0" b="0" l="0"/>
+                  <wp:docPr id="1" name="" descr="" title=""/>
+                  <wp:cNvGraphicFramePr>
+                    <a:graphicFrameLocks xmlns:a="http://schemas.openxmlformats.org/drawingml/2006/main" noChangeAspect="1"/>
+                  </wp:cNvGraphicFramePr>
+                  <a:graphic xmlns:a="http://schemas.openxmlformats.org/drawingml/2006/main">
+                    <a:graphicData uri="http://schemas.openxmlformats.org/drawingml/2006/picture">
+                      <pic:pic xmlns:pic="http://schemas.openxmlformats.org/drawingml/2006/picture">
+                        <pic:nvPicPr>
+                          <pic:cNvPr id="0" name="" descr=""/>
+                          <pic:cNvPicPr>
+                            <a:picLocks noChangeAspect="1" noChangeArrowheads="1"/>
+                          </pic:cNvPicPr>
+                        </pic:nvPicPr>
+                        <pic:blipFill>
+                          <a:blip r:embed="rId20" cstate="none"/>
+                          <a:srcRect/>
+                          <a:stretch>
+                            <a:fillRect/>
+                          </a:stretch>
+                        </pic:blipFill>
+                        <pic:spPr bwMode="auto">
+                          <a:xfrm>
+                            <a:off x="0" y="0"/>
+                            <a:ext cx="3286125" cy="1885950"/>
+                          </a:xfrm>
+                          <a:prstGeom prst="rect">
+                            <a:avLst/>
+                          </a:prstGeom>
+                        </pic:spPr>
+                      </pic:pic>
+                    </a:graphicData>
+                  </a:graphic>
+                </wp:inline>
+              </w:drawing>
+            </w:r>
+          </w:p>
+        </w:tc>
+        <w:tc>
+          <w:tcPr>
+            <w:tcW w:type="dxa" w:w="5500"/>
+            <w:tcBorders>
+              <w:top w:val="none" w:color="FFFFFF" w:sz="0"/>
+              <w:left w:val="none" w:color="FFFFFF" w:sz="0"/>
+              <w:bottom w:val="none" w:color="FFFFFF" w:sz="0"/>
+              <w:right w:val="none" w:color="FFFFFF" w:sz="0"/>
+            </w:tcBorders>
+            <w:tcMar>
+              <w:top w:type="dxa" w:w="40"/>
+              <w:left w:type="dxa" w:w="70"/>
+              <w:bottom w:type="dxa" w:w="60"/>
+              <w:right w:type="dxa" w:w="70"/>
+            </w:tcMar>
+          </w:tcPr>
+          <w:p>
+            <w:pPr>
+              <w:spacing w:after="70" w:line="270"/>
+            </w:pPr>
+            <w:r>
+              <w:rPr>
+                <w:rFonts w:ascii="Arial" w:cs="Arial" w:eastAsia="Arial" w:hAnsi="Arial"/>
+                <w:color w:val="27251F"/>
+                <w:sz w:val="21"/>
+                <w:szCs w:val="21"/>
+              </w:rPr>
+              <w:t xml:space="preserve">Early leavers grouped by payroll group.</w:t>
+            </w:r>
+          </w:p>
+        </w:tc>
+      </w:tr>
+    </w:tbl>
+    <w:p>
+      <w:pPr>
+        <w:spacing w:after="30"/>
+      </w:pPr>
+      <w:r>
+        <w:rPr>
+          <w:rFonts w:ascii="Arial" w:cs="Arial" w:eastAsia="Arial" w:hAnsi="Arial"/>
+          <w:color w:val="27251F"/>
+          <w:sz w:val="21"/>
+          <w:szCs w:val="21"/>
+        </w:rPr>
+        <w:t xml:space="preserve"/>
+      </w:r>
+    </w:p>
+    <w:p>
+      <w:pPr>
+        <w:pStyle w:val="Heading2"/>
+      </w:pPr>
+      <w:r>
+        <w:t xml:space="preserve">Step 8 - Who should you talk to?</w:t>
+      </w:r>
+    </w:p>
+    <w:tbl>
+      <w:tblPr>
+        <w:tblW w:type="dxa" w:w="11000"/>
+        <w:jc w:val="center"/>
+        <w:tblBorders>
+          <w:top w:val="single" w:color="auto" w:sz="4"/>
+          <w:left w:val="single" w:color="auto" w:sz="4"/>
+          <w:bottom w:val="single" w:color="auto" w:sz="4"/>
+          <w:right w:val="single" w:color="auto" w:sz="4"/>
+          <w:insideH w:val="single" w:color="auto" w:sz="4"/>
+          <w:insideV w:val="single" w:color="auto" w:sz="4"/>
+        </w:tblBorders>
+      </w:tblPr>
+      <w:tblGrid>
+        <w:gridCol w:w="5500"/>
+        <w:gridCol w:w="5500"/>
+      </w:tblGrid>
+      <w:tr>
+        <w:tc>
+          <w:tcPr>
+            <w:tcW w:type="dxa" w:w="5500"/>
+            <w:tcBorders>
+              <w:top w:val="none" w:color="FFFFFF" w:sz="0"/>
+              <w:left w:val="none" w:color="FFFFFF" w:sz="0"/>
+              <w:bottom w:val="none" w:color="FFFFFF" w:sz="0"/>
+              <w:right w:val="none" w:color="FFFFFF" w:sz="0"/>
+            </w:tcBorders>
+            <w:tcMar>
+              <w:top w:type="dxa" w:w="40"/>
+              <w:left w:type="dxa" w:w="70"/>
+              <w:bottom w:type="dxa" w:w="60"/>
+              <w:right w:type="dxa" w:w="70"/>
+            </w:tcMar>
+          </w:tcPr>
+          <w:p>
+            <w:pPr>
+              <w:keepNext/>
+              <w:spacing w:after="120" w:before="60"/>
+              <w:jc w:val="center"/>
+            </w:pPr>
+            <w:r>
+              <w:drawing>
+                <wp:inline distT="0" distB="0" distL="0" distR="0">
+                  <wp:extent cx="3286125" cy="3009900"/>
+                  <wp:effectExtent t="0" r="0" b="0" l="0"/>
+                  <wp:docPr id="1" name="" descr="" title=""/>
+                  <wp:cNvGraphicFramePr>
+                    <a:graphicFrameLocks xmlns:a="http://schemas.openxmlformats.org/drawingml/2006/main" noChangeAspect="1"/>
+                  </wp:cNvGraphicFramePr>
+                  <a:graphic xmlns:a="http://schemas.openxmlformats.org/drawingml/2006/main">
+                    <a:graphicData uri="http://schemas.openxmlformats.org/drawingml/2006/picture">
+                      <pic:pic xmlns:pic="http://schemas.openxmlformats.org/drawingml/2006/picture">
+                        <pic:nvPicPr>
+                          <pic:cNvPr id="0" name="" descr=""/>
+                          <pic:cNvPicPr>
+                            <a:picLocks noChangeAspect="1" noChangeArrowheads="1"/>
+                          </pic:cNvPicPr>
+                        </pic:nvPicPr>
+                        <pic:blipFill>
+                          <a:blip r:embed="rId21" cstate="none"/>
+                          <a:srcRect/>
+                          <a:stretch>
+                            <a:fillRect/>
+                          </a:stretch>
+                        </pic:blipFill>
+                        <pic:spPr bwMode="auto">
+                          <a:xfrm>
+                            <a:off x="0" y="0"/>
+                            <a:ext cx="3286125" cy="3009900"/>
+                          </a:xfrm>
+                          <a:prstGeom prst="rect">
+                            <a:avLst/>
+                          </a:prstGeom>
+                        </pic:spPr>
+                      </pic:pic>
+                    </a:graphicData>
+                  </a:graphic>
+                </wp:inline>
+              </w:drawing>
+            </w:r>
+          </w:p>
+        </w:tc>
+        <w:tc>
+          <w:tcPr>
+            <w:tcW w:type="dxa" w:w="5500"/>
+            <w:tcBorders>
+              <w:top w:val="none" w:color="FFFFFF" w:sz="0"/>
+              <w:left w:val="none" w:color="FFFFFF" w:sz="0"/>
+              <w:bottom w:val="none" w:color="FFFFFF" w:sz="0"/>
+              <w:right w:val="none" w:color="FFFFFF" w:sz="0"/>
+            </w:tcBorders>
+            <w:tcMar>
+              <w:top w:type="dxa" w:w="40"/>
+              <w:left w:type="dxa" w:w="70"/>
+              <w:bottom w:type="dxa" w:w="60"/>
+              <w:right w:type="dxa" w:w="70"/>
+            </w:tcMar>
+          </w:tcPr>
+          <w:p>
+            <w:pPr>
+              <w:keepNext/>
+              <w:spacing w:after="120" w:before="60"/>
+              <w:jc w:val="center"/>
+            </w:pPr>
+            <w:r>
+              <w:drawing>
+                <wp:inline distT="0" distB="0" distL="0" distR="0">
+                  <wp:extent cx="3286125" cy="914400"/>
+                  <wp:effectExtent t="0" r="0" b="0" l="0"/>
+                  <wp:docPr id="1" name="" descr="" title=""/>
+                  <wp:cNvGraphicFramePr>
+                    <a:graphicFrameLocks xmlns:a="http://schemas.openxmlformats.org/drawingml/2006/main" noChangeAspect="1"/>
+                  </wp:cNvGraphicFramePr>
+                  <a:graphic xmlns:a="http://schemas.openxmlformats.org/drawingml/2006/main">
+                    <a:graphicData uri="http://schemas.openxmlformats.org/drawingml/2006/picture">
+                      <pic:pic xmlns:pic="http://schemas.openxmlformats.org/drawingml/2006/picture">
+                        <pic:nvPicPr>
+                          <pic:cNvPr id="0" name="" descr=""/>
+                          <pic:cNvPicPr>
+                            <a:picLocks noChangeAspect="1" noChangeArrowheads="1"/>
+                          </pic:cNvPicPr>
+                        </pic:nvPicPr>
+                        <pic:blipFill>
+                          <a:blip r:embed="rId22" cstate="none"/>
+                          <a:srcRect/>
+                          <a:stretch>
+                            <a:fillRect/>
+                          </a:stretch>
+                        </pic:blipFill>
+                        <pic:spPr bwMode="auto">
+                          <a:xfrm>
+                            <a:off x="0" y="0"/>
+                            <a:ext cx="3286125" cy="914400"/>
+                          </a:xfrm>
+                          <a:prstGeom prst="rect">
+                            <a:avLst/>
+                          </a:prstGeom>
+                        </pic:spPr>
+                      </pic:pic>
+                    </a:graphicData>
+                  </a:graphic>
+                </wp:inline>
+              </w:drawing>
+            </w:r>
+          </w:p>
+          <w:p>
+            <w:pPr>
+              <w:keepNext/>
+              <w:spacing w:after="120" w:before="60"/>
+              <w:jc w:val="center"/>
+            </w:pPr>
+            <w:r>
+              <w:drawing>
+                <wp:inline distT="0" distB="0" distL="0" distR="0">
+                  <wp:extent cx="3286125" cy="914400"/>
+                  <wp:effectExtent t="0" r="0" b="0" l="0"/>
+                  <wp:docPr id="1" name="" descr="" title=""/>
+                  <wp:cNvGraphicFramePr>
+                    <a:graphicFrameLocks xmlns:a="http://schemas.openxmlformats.org/drawingml/2006/main" noChangeAspect="1"/>
+                  </wp:cNvGraphicFramePr>
+                  <a:graphic xmlns:a="http://schemas.openxmlformats.org/drawingml/2006/main">
+                    <a:graphicData uri="http://schemas.openxmlformats.org/drawingml/2006/picture">
+                      <pic:pic xmlns:pic="http://schemas.openxmlformats.org/drawingml/2006/picture">
+                        <pic:nvPicPr>
+                          <pic:cNvPr id="0" name="" descr=""/>
+                          <pic:cNvPicPr>
+                            <a:picLocks noChangeAspect="1" noChangeArrowheads="1"/>
+                          </pic:cNvPicPr>
+                        </pic:nvPicPr>
+                        <pic:blipFill>
+                          <a:blip r:embed="rId23" cstate="none"/>
+                          <a:srcRect/>
+                          <a:stretch>
+                            <a:fillRect/>
+                          </a:stretch>
+                        </pic:blipFill>
+                        <pic:spPr bwMode="auto">
+                          <a:xfrm>
+                            <a:off x="0" y="0"/>
+                            <a:ext cx="3286125" cy="914400"/>
+                          </a:xfrm>
+                          <a:prstGeom prst="rect">
+                            <a:avLst/>
+                          </a:prstGeom>
+                        </pic:spPr>
+                      </pic:pic>
+                    </a:graphicData>
+                  </a:graphic>
+                </wp:inline>
+              </w:drawing>
+            </w:r>
+          </w:p>
+          <w:p>
+            <w:pPr>
+              <w:keepNext/>
+              <w:spacing w:after="120" w:before="60"/>
+              <w:jc w:val="center"/>
+            </w:pPr>
+            <w:r>
+              <w:drawing>
+                <wp:inline distT="0" distB="0" distL="0" distR="0">
+                  <wp:extent cx="3286125" cy="1095375"/>
+                  <wp:effectExtent t="0" r="0" b="0" l="0"/>
+                  <wp:docPr id="1" name="" descr="" title=""/>
+                  <wp:cNvGraphicFramePr>
+                    <a:graphicFrameLocks xmlns:a="http://schemas.openxmlformats.org/drawingml/2006/main" noChangeAspect="1"/>
+                  </wp:cNvGraphicFramePr>
+                  <a:graphic xmlns:a="http://schemas.openxmlformats.org/drawingml/2006/main">
+                    <a:graphicData uri="http://schemas.openxmlformats.org/drawingml/2006/picture">
+                      <pic:pic xmlns:pic="http://schemas.openxmlformats.org/drawingml/2006/picture">
+                        <pic:nvPicPr>
+                          <pic:cNvPr id="0" name="" descr=""/>
+                          <pic:cNvPicPr>
+                            <a:picLocks noChangeAspect="1" noChangeArrowheads="1"/>
+                          </pic:cNvPicPr>
+                        </pic:nvPicPr>
+                        <pic:blipFill>
+                          <a:blip r:embed="rId24" cstate="none"/>
+                          <a:srcRect/>
+                          <a:stretch>
+                            <a:fillRect/>
+                          </a:stretch>
+                        </pic:blipFill>
+                        <pic:spPr bwMode="auto">
+                          <a:xfrm>
+                            <a:off x="0" y="0"/>
+                            <a:ext cx="3286125" cy="1095375"/>
+                          </a:xfrm>
+                          <a:prstGeom prst="rect">
+                            <a:avLst/>
+                          </a:prstGeom>
+                        </pic:spPr>
+                      </pic:pic>
+                    </a:graphicData>
+                  </a:graphic>
+                </wp:inline>
+              </w:drawing>
+            </w:r>
+          </w:p>
+        </w:tc>
+      </w:tr>
+    </w:tbl>
+    <w:p>
+      <w:pPr>
+        <w:spacing w:after="70" w:line="270"/>
+      </w:pPr>
+      <w:r>
+        <w:rPr>
+          <w:rFonts w:ascii="Arial" w:cs="Arial" w:eastAsia="Arial" w:hAnsi="Arial"/>
+          <w:color w:val="27251F"/>
+          <w:sz w:val="21"/>
+          <w:szCs w:val="21"/>
+        </w:rPr>
+        <w:t xml:space="preserve">Operation Consultants, Directors and Managers ranked by their average 90-Day Rate across all their stores.</w:t>
+      </w:r>
+    </w:p>
+    <w:p>
+      <w:pPr>
+        <w:pStyle w:val="Heading2"/>
+      </w:pPr>
+      <w:r>
+        <w:t xml:space="preserve">Step 9 - Spot the pattern store by store</w:t>
+      </w:r>
+    </w:p>
     <w:p>
       <w:pPr>
         <w:keepNext/>
@@ -709,477 +1437,7 @@
       <w:r>
         <w:drawing>
           <wp:inline distT="0" distB="0" distL="0" distR="0">
-            <wp:extent cx="5715000" cy="3143250"/>
-            <wp:effectExtent t="0" r="0" b="0" l="0"/>
-            <wp:docPr id="1" name="" descr="" title=""/>
-            <wp:cNvGraphicFramePr>
-              <a:graphicFrameLocks xmlns:a="http://schemas.openxmlformats.org/drawingml/2006/main" noChangeAspect="1"/>
-            </wp:cNvGraphicFramePr>
-            <a:graphic xmlns:a="http://schemas.openxmlformats.org/drawingml/2006/main">
-              <a:graphicData uri="http://schemas.openxmlformats.org/drawingml/2006/picture">
-                <pic:pic xmlns:pic="http://schemas.openxmlformats.org/drawingml/2006/picture">
-                  <pic:nvPicPr>
-                    <pic:cNvPr id="0" name="" descr=""/>
-                    <pic:cNvPicPr>
-                      <a:picLocks noChangeAspect="1" noChangeArrowheads="1"/>
-                    </pic:cNvPicPr>
-                  </pic:nvPicPr>
-                  <pic:blipFill>
-                    <a:blip r:embed="rId17" cstate="none"/>
-                    <a:srcRect/>
-                    <a:stretch>
-                      <a:fillRect/>
-                    </a:stretch>
-                  </pic:blipFill>
-                  <pic:spPr bwMode="auto">
-                    <a:xfrm>
-                      <a:off x="0" y="0"/>
-                      <a:ext cx="5715000" cy="3143250"/>
-                    </a:xfrm>
-                    <a:prstGeom prst="rect">
-                      <a:avLst/>
-                    </a:prstGeom>
-                  </pic:spPr>
-                </pic:pic>
-              </a:graphicData>
-            </a:graphic>
-          </wp:inline>
-        </w:drawing>
-      </w:r>
-    </w:p>
-    <w:p>
-      <w:pPr>
-        <w:spacing w:after="90" w:line="290"/>
-      </w:pPr>
-      <w:r>
-        <w:rPr>
-          <w:rFonts w:ascii="Arial" w:cs="Arial" w:eastAsia="Arial" w:hAnsi="Arial"/>
-          <w:color w:val="27251F"/>
-          <w:sz w:val="21"/>
-          <w:szCs w:val="21"/>
-        </w:rPr>
-        <w:t xml:space="preserve">The reasons given by employees who resigned within their first 90 days.</w:t>
-      </w:r>
-    </w:p>
-    <w:p>
-      <w:pPr>
-        <w:pStyle w:val="Heading2"/>
-      </w:pPr>
-      <w:r>
-        <w:t xml:space="preserve">Step 7 - Who leaves early?</w:t>
-      </w:r>
-    </w:p>
-    <w:p>
-      <w:pPr>
-        <w:keepNext/>
-        <w:spacing w:after="120" w:before="60"/>
-        <w:jc w:val="center"/>
-      </w:pPr>
-      <w:r>
-        <w:drawing>
-          <wp:inline distT="0" distB="0" distL="0" distR="0">
-            <wp:extent cx="5715000" cy="3143250"/>
-            <wp:effectExtent t="0" r="0" b="0" l="0"/>
-            <wp:docPr id="1" name="" descr="" title=""/>
-            <wp:cNvGraphicFramePr>
-              <a:graphicFrameLocks xmlns:a="http://schemas.openxmlformats.org/drawingml/2006/main" noChangeAspect="1"/>
-            </wp:cNvGraphicFramePr>
-            <a:graphic xmlns:a="http://schemas.openxmlformats.org/drawingml/2006/main">
-              <a:graphicData uri="http://schemas.openxmlformats.org/drawingml/2006/picture">
-                <pic:pic xmlns:pic="http://schemas.openxmlformats.org/drawingml/2006/picture">
-                  <pic:nvPicPr>
-                    <pic:cNvPr id="0" name="" descr=""/>
-                    <pic:cNvPicPr>
-                      <a:picLocks noChangeAspect="1" noChangeArrowheads="1"/>
-                    </pic:cNvPicPr>
-                  </pic:nvPicPr>
-                  <pic:blipFill>
-                    <a:blip r:embed="rId18" cstate="none"/>
-                    <a:srcRect/>
-                    <a:stretch>
-                      <a:fillRect/>
-                    </a:stretch>
-                  </pic:blipFill>
-                  <pic:spPr bwMode="auto">
-                    <a:xfrm>
-                      <a:off x="0" y="0"/>
-                      <a:ext cx="5715000" cy="3143250"/>
-                    </a:xfrm>
-                    <a:prstGeom prst="rect">
-                      <a:avLst/>
-                    </a:prstGeom>
-                  </pic:spPr>
-                </pic:pic>
-              </a:graphicData>
-            </a:graphic>
-          </wp:inline>
-        </w:drawing>
-      </w:r>
-    </w:p>
-    <w:p>
-      <w:pPr>
-        <w:spacing w:after="90" w:line="290"/>
-      </w:pPr>
-      <w:r>
-        <w:rPr>
-          <w:rFonts w:ascii="Arial" w:cs="Arial" w:eastAsia="Arial" w:hAnsi="Arial"/>
-          <w:color w:val="27251F"/>
-          <w:sz w:val="21"/>
-          <w:szCs w:val="21"/>
-        </w:rPr>
-        <w:t xml:space="preserve">Gender split of the early leavers in the selected cohort(s).</w:t>
-      </w:r>
-    </w:p>
-    <w:p>
-      <w:pPr>
-        <w:keepNext/>
-        <w:spacing w:after="120" w:before="60"/>
-        <w:jc w:val="center"/>
-      </w:pPr>
-      <w:r>
-        <w:drawing>
-          <wp:inline distT="0" distB="0" distL="0" distR="0">
-            <wp:extent cx="5715000" cy="3276600"/>
-            <wp:effectExtent t="0" r="0" b="0" l="0"/>
-            <wp:docPr id="1" name="" descr="" title=""/>
-            <wp:cNvGraphicFramePr>
-              <a:graphicFrameLocks xmlns:a="http://schemas.openxmlformats.org/drawingml/2006/main" noChangeAspect="1"/>
-            </wp:cNvGraphicFramePr>
-            <a:graphic xmlns:a="http://schemas.openxmlformats.org/drawingml/2006/main">
-              <a:graphicData uri="http://schemas.openxmlformats.org/drawingml/2006/picture">
-                <pic:pic xmlns:pic="http://schemas.openxmlformats.org/drawingml/2006/picture">
-                  <pic:nvPicPr>
-                    <pic:cNvPr id="0" name="" descr=""/>
-                    <pic:cNvPicPr>
-                      <a:picLocks noChangeAspect="1" noChangeArrowheads="1"/>
-                    </pic:cNvPicPr>
-                  </pic:nvPicPr>
-                  <pic:blipFill>
-                    <a:blip r:embed="rId19" cstate="none"/>
-                    <a:srcRect/>
-                    <a:stretch>
-                      <a:fillRect/>
-                    </a:stretch>
-                  </pic:blipFill>
-                  <pic:spPr bwMode="auto">
-                    <a:xfrm>
-                      <a:off x="0" y="0"/>
-                      <a:ext cx="5715000" cy="3276600"/>
-                    </a:xfrm>
-                    <a:prstGeom prst="rect">
-                      <a:avLst/>
-                    </a:prstGeom>
-                  </pic:spPr>
-                </pic:pic>
-              </a:graphicData>
-            </a:graphic>
-          </wp:inline>
-        </w:drawing>
-      </w:r>
-    </w:p>
-    <w:p>
-      <w:pPr>
-        <w:spacing w:after="90" w:line="290"/>
-      </w:pPr>
-      <w:r>
-        <w:rPr>
-          <w:rFonts w:ascii="Arial" w:cs="Arial" w:eastAsia="Arial" w:hAnsi="Arial"/>
-          <w:color w:val="27251F"/>
-          <w:sz w:val="21"/>
-          <w:szCs w:val="21"/>
-        </w:rPr>
-        <w:t xml:space="preserve">Early leavers grouped by job title.</w:t>
-      </w:r>
-    </w:p>
-    <w:p>
-      <w:pPr>
-        <w:keepNext/>
-        <w:spacing w:after="120" w:before="60"/>
-        <w:jc w:val="center"/>
-      </w:pPr>
-      <w:r>
-        <w:drawing>
-          <wp:inline distT="0" distB="0" distL="0" distR="0">
-            <wp:extent cx="5715000" cy="3276600"/>
-            <wp:effectExtent t="0" r="0" b="0" l="0"/>
-            <wp:docPr id="1" name="" descr="" title=""/>
-            <wp:cNvGraphicFramePr>
-              <a:graphicFrameLocks xmlns:a="http://schemas.openxmlformats.org/drawingml/2006/main" noChangeAspect="1"/>
-            </wp:cNvGraphicFramePr>
-            <a:graphic xmlns:a="http://schemas.openxmlformats.org/drawingml/2006/main">
-              <a:graphicData uri="http://schemas.openxmlformats.org/drawingml/2006/picture">
-                <pic:pic xmlns:pic="http://schemas.openxmlformats.org/drawingml/2006/picture">
-                  <pic:nvPicPr>
-                    <pic:cNvPr id="0" name="" descr=""/>
-                    <pic:cNvPicPr>
-                      <a:picLocks noChangeAspect="1" noChangeArrowheads="1"/>
-                    </pic:cNvPicPr>
-                  </pic:nvPicPr>
-                  <pic:blipFill>
-                    <a:blip r:embed="rId20" cstate="none"/>
-                    <a:srcRect/>
-                    <a:stretch>
-                      <a:fillRect/>
-                    </a:stretch>
-                  </pic:blipFill>
-                  <pic:spPr bwMode="auto">
-                    <a:xfrm>
-                      <a:off x="0" y="0"/>
-                      <a:ext cx="5715000" cy="3276600"/>
-                    </a:xfrm>
-                    <a:prstGeom prst="rect">
-                      <a:avLst/>
-                    </a:prstGeom>
-                  </pic:spPr>
-                </pic:pic>
-              </a:graphicData>
-            </a:graphic>
-          </wp:inline>
-        </w:drawing>
-      </w:r>
-    </w:p>
-    <w:p>
-      <w:pPr>
-        <w:spacing w:after="90" w:line="290"/>
-      </w:pPr>
-      <w:r>
-        <w:rPr>
-          <w:rFonts w:ascii="Arial" w:cs="Arial" w:eastAsia="Arial" w:hAnsi="Arial"/>
-          <w:color w:val="27251F"/>
-          <w:sz w:val="21"/>
-          <w:szCs w:val="21"/>
-        </w:rPr>
-        <w:t xml:space="preserve">Early leavers grouped by payroll group.</w:t>
-      </w:r>
-    </w:p>
-    <w:p>
-      <w:pPr>
-        <w:pStyle w:val="Heading2"/>
-      </w:pPr>
-      <w:r>
-        <w:t xml:space="preserve">Step 8 - Who should you talk to?</w:t>
-      </w:r>
-    </w:p>
-    <w:p>
-      <w:pPr>
-        <w:keepNext/>
-        <w:spacing w:after="120" w:before="60"/>
-        <w:jc w:val="center"/>
-      </w:pPr>
-      <w:r>
-        <w:drawing>
-          <wp:inline distT="0" distB="0" distL="0" distR="0">
-            <wp:extent cx="5715000" cy="5238750"/>
-            <wp:effectExtent t="0" r="0" b="0" l="0"/>
-            <wp:docPr id="1" name="" descr="" title=""/>
-            <wp:cNvGraphicFramePr>
-              <a:graphicFrameLocks xmlns:a="http://schemas.openxmlformats.org/drawingml/2006/main" noChangeAspect="1"/>
-            </wp:cNvGraphicFramePr>
-            <a:graphic xmlns:a="http://schemas.openxmlformats.org/drawingml/2006/main">
-              <a:graphicData uri="http://schemas.openxmlformats.org/drawingml/2006/picture">
-                <pic:pic xmlns:pic="http://schemas.openxmlformats.org/drawingml/2006/picture">
-                  <pic:nvPicPr>
-                    <pic:cNvPr id="0" name="" descr=""/>
-                    <pic:cNvPicPr>
-                      <a:picLocks noChangeAspect="1" noChangeArrowheads="1"/>
-                    </pic:cNvPicPr>
-                  </pic:nvPicPr>
-                  <pic:blipFill>
-                    <a:blip r:embed="rId21" cstate="none"/>
-                    <a:srcRect/>
-                    <a:stretch>
-                      <a:fillRect/>
-                    </a:stretch>
-                  </pic:blipFill>
-                  <pic:spPr bwMode="auto">
-                    <a:xfrm>
-                      <a:off x="0" y="0"/>
-                      <a:ext cx="5715000" cy="5238750"/>
-                    </a:xfrm>
-                    <a:prstGeom prst="rect">
-                      <a:avLst/>
-                    </a:prstGeom>
-                  </pic:spPr>
-                </pic:pic>
-              </a:graphicData>
-            </a:graphic>
-          </wp:inline>
-        </w:drawing>
-      </w:r>
-    </w:p>
-    <w:p>
-      <w:pPr>
-        <w:keepNext/>
-        <w:spacing w:after="120" w:before="60"/>
-        <w:jc w:val="center"/>
-      </w:pPr>
-      <w:r>
-        <w:drawing>
-          <wp:inline distT="0" distB="0" distL="0" distR="0">
-            <wp:extent cx="5715000" cy="1600200"/>
-            <wp:effectExtent t="0" r="0" b="0" l="0"/>
-            <wp:docPr id="1" name="" descr="" title=""/>
-            <wp:cNvGraphicFramePr>
-              <a:graphicFrameLocks xmlns:a="http://schemas.openxmlformats.org/drawingml/2006/main" noChangeAspect="1"/>
-            </wp:cNvGraphicFramePr>
-            <a:graphic xmlns:a="http://schemas.openxmlformats.org/drawingml/2006/main">
-              <a:graphicData uri="http://schemas.openxmlformats.org/drawingml/2006/picture">
-                <pic:pic xmlns:pic="http://schemas.openxmlformats.org/drawingml/2006/picture">
-                  <pic:nvPicPr>
-                    <pic:cNvPr id="0" name="" descr=""/>
-                    <pic:cNvPicPr>
-                      <a:picLocks noChangeAspect="1" noChangeArrowheads="1"/>
-                    </pic:cNvPicPr>
-                  </pic:nvPicPr>
-                  <pic:blipFill>
-                    <a:blip r:embed="rId22" cstate="none"/>
-                    <a:srcRect/>
-                    <a:stretch>
-                      <a:fillRect/>
-                    </a:stretch>
-                  </pic:blipFill>
-                  <pic:spPr bwMode="auto">
-                    <a:xfrm>
-                      <a:off x="0" y="0"/>
-                      <a:ext cx="5715000" cy="1600200"/>
-                    </a:xfrm>
-                    <a:prstGeom prst="rect">
-                      <a:avLst/>
-                    </a:prstGeom>
-                  </pic:spPr>
-                </pic:pic>
-              </a:graphicData>
-            </a:graphic>
-          </wp:inline>
-        </w:drawing>
-      </w:r>
-    </w:p>
-    <w:p>
-      <w:pPr>
-        <w:keepNext/>
-        <w:spacing w:after="120" w:before="60"/>
-        <w:jc w:val="center"/>
-      </w:pPr>
-      <w:r>
-        <w:drawing>
-          <wp:inline distT="0" distB="0" distL="0" distR="0">
-            <wp:extent cx="5715000" cy="1600200"/>
-            <wp:effectExtent t="0" r="0" b="0" l="0"/>
-            <wp:docPr id="1" name="" descr="" title=""/>
-            <wp:cNvGraphicFramePr>
-              <a:graphicFrameLocks xmlns:a="http://schemas.openxmlformats.org/drawingml/2006/main" noChangeAspect="1"/>
-            </wp:cNvGraphicFramePr>
-            <a:graphic xmlns:a="http://schemas.openxmlformats.org/drawingml/2006/main">
-              <a:graphicData uri="http://schemas.openxmlformats.org/drawingml/2006/picture">
-                <pic:pic xmlns:pic="http://schemas.openxmlformats.org/drawingml/2006/picture">
-                  <pic:nvPicPr>
-                    <pic:cNvPr id="0" name="" descr=""/>
-                    <pic:cNvPicPr>
-                      <a:picLocks noChangeAspect="1" noChangeArrowheads="1"/>
-                    </pic:cNvPicPr>
-                  </pic:nvPicPr>
-                  <pic:blipFill>
-                    <a:blip r:embed="rId23" cstate="none"/>
-                    <a:srcRect/>
-                    <a:stretch>
-                      <a:fillRect/>
-                    </a:stretch>
-                  </pic:blipFill>
-                  <pic:spPr bwMode="auto">
-                    <a:xfrm>
-                      <a:off x="0" y="0"/>
-                      <a:ext cx="5715000" cy="1600200"/>
-                    </a:xfrm>
-                    <a:prstGeom prst="rect">
-                      <a:avLst/>
-                    </a:prstGeom>
-                  </pic:spPr>
-                </pic:pic>
-              </a:graphicData>
-            </a:graphic>
-          </wp:inline>
-        </w:drawing>
-      </w:r>
-    </w:p>
-    <w:p>
-      <w:pPr>
-        <w:keepNext/>
-        <w:spacing w:after="120" w:before="60"/>
-        <w:jc w:val="center"/>
-      </w:pPr>
-      <w:r>
-        <w:drawing>
-          <wp:inline distT="0" distB="0" distL="0" distR="0">
-            <wp:extent cx="5715000" cy="1905000"/>
-            <wp:effectExtent t="0" r="0" b="0" l="0"/>
-            <wp:docPr id="1" name="" descr="" title=""/>
-            <wp:cNvGraphicFramePr>
-              <a:graphicFrameLocks xmlns:a="http://schemas.openxmlformats.org/drawingml/2006/main" noChangeAspect="1"/>
-            </wp:cNvGraphicFramePr>
-            <a:graphic xmlns:a="http://schemas.openxmlformats.org/drawingml/2006/main">
-              <a:graphicData uri="http://schemas.openxmlformats.org/drawingml/2006/picture">
-                <pic:pic xmlns:pic="http://schemas.openxmlformats.org/drawingml/2006/picture">
-                  <pic:nvPicPr>
-                    <pic:cNvPr id="0" name="" descr=""/>
-                    <pic:cNvPicPr>
-                      <a:picLocks noChangeAspect="1" noChangeArrowheads="1"/>
-                    </pic:cNvPicPr>
-                  </pic:nvPicPr>
-                  <pic:blipFill>
-                    <a:blip r:embed="rId24" cstate="none"/>
-                    <a:srcRect/>
-                    <a:stretch>
-                      <a:fillRect/>
-                    </a:stretch>
-                  </pic:blipFill>
-                  <pic:spPr bwMode="auto">
-                    <a:xfrm>
-                      <a:off x="0" y="0"/>
-                      <a:ext cx="5715000" cy="1905000"/>
-                    </a:xfrm>
-                    <a:prstGeom prst="rect">
-                      <a:avLst/>
-                    </a:prstGeom>
-                  </pic:spPr>
-                </pic:pic>
-              </a:graphicData>
-            </a:graphic>
-          </wp:inline>
-        </w:drawing>
-      </w:r>
-    </w:p>
-    <w:p>
-      <w:pPr>
-        <w:spacing w:after="90" w:line="290"/>
-      </w:pPr>
-      <w:r>
-        <w:rPr>
-          <w:rFonts w:ascii="Arial" w:cs="Arial" w:eastAsia="Arial" w:hAnsi="Arial"/>
-          <w:color w:val="27251F"/>
-          <w:sz w:val="21"/>
-          <w:szCs w:val="21"/>
-        </w:rPr>
-        <w:t xml:space="preserve">Operation Consultants, Directors and Managers ranked by their average 90-Day Rate across all their stores.</w:t>
-      </w:r>
-    </w:p>
-    <w:p>
-      <w:pPr>
-        <w:pStyle w:val="Heading2"/>
-      </w:pPr>
-      <w:r>
-        <w:t xml:space="preserve">Step 9 - Spot the pattern store by store</w:t>
-      </w:r>
-    </w:p>
-    <w:p>
-      <w:pPr>
-        <w:keepNext/>
-        <w:spacing w:after="120" w:before="60"/>
-        <w:jc w:val="center"/>
-      </w:pPr>
-      <w:r>
-        <w:drawing>
-          <wp:inline distT="0" distB="0" distL="0" distR="0">
-            <wp:extent cx="5715000" cy="1895475"/>
+            <wp:extent cx="6953250" cy="2305050"/>
             <wp:effectExtent t="0" r="0" b="0" l="0"/>
             <wp:docPr id="1" name="" descr="" title=""/>
             <wp:cNvGraphicFramePr>
@@ -1204,7 +1462,7 @@
                   <pic:spPr bwMode="auto">
                     <a:xfrm>
                       <a:off x="0" y="0"/>
-                      <a:ext cx="5715000" cy="1895475"/>
+                      <a:ext cx="6953250" cy="2305050"/>
                     </a:xfrm>
                     <a:prstGeom prst="rect">
                       <a:avLst/>
@@ -1219,7 +1477,7 @@
     </w:p>
     <w:p>
       <w:pPr>
-        <w:spacing w:after="90" w:line="290"/>
+        <w:spacing w:after="70" w:line="270"/>
       </w:pPr>
       <w:r>
         <w:rPr>
@@ -1248,7 +1506,7 @@
       <w:r>
         <w:drawing>
           <wp:inline distT="0" distB="0" distL="0" distR="0">
-            <wp:extent cx="5715000" cy="2019300"/>
+            <wp:extent cx="6953250" cy="2457450"/>
             <wp:effectExtent t="0" r="0" b="0" l="0"/>
             <wp:docPr id="1" name="" descr="" title=""/>
             <wp:cNvGraphicFramePr>
@@ -1273,7 +1531,7 @@
                   <pic:spPr bwMode="auto">
                     <a:xfrm>
                       <a:off x="0" y="0"/>
-                      <a:ext cx="5715000" cy="2019300"/>
+                      <a:ext cx="6953250" cy="2457450"/>
                     </a:xfrm>
                     <a:prstGeom prst="rect">
                       <a:avLst/>
@@ -1288,7 +1546,7 @@
     </w:p>
     <w:p>
       <w:pPr>
-        <w:spacing w:after="90" w:line="290"/>
+        <w:spacing w:after="70" w:line="270"/>
       </w:pPr>
       <w:r>
         <w:rPr>
@@ -1329,7 +1587,7 @@
       <w:headerReference w:type="default" r:id="rId7"/>
       <w:footerReference w:type="default" r:id="rId8"/>
       <w:pgSz w:w="11906" w:h="16838" w:orient="portrait"/>
-      <w:pgMar w:top="1300" w:right="1250" w:bottom="1000" w:left="1250" w:header="708" w:footer="708" w:gutter="0"/>
+      <w:pgMar w:top="1500" w:right="432" w:bottom="994" w:left="432" w:header="706" w:footer="706" w:gutter="0"/>
       <w:pgNumType/>
       <w:docGrid w:linePitch="360"/>
     </w:sectPr>

--- a/docs/user-guide/en/pages/06-ninetydayturnover.docx
+++ b/docs/user-guide/en/pages/06-ninetydayturnover.docx
@@ -170,7 +170,7 @@
             <w:r>
               <w:drawing>
                 <wp:inline distT="0" distB="0" distL="0" distR="0">
-                  <wp:extent cx="2171700" cy="866775"/>
+                  <wp:extent cx="1666875" cy="657225"/>
                   <wp:effectExtent t="0" r="0" b="0" l="0"/>
                   <wp:docPr id="1" name="" descr="" title=""/>
                   <wp:cNvGraphicFramePr>
@@ -195,7 +195,7 @@
                         <pic:spPr bwMode="auto">
                           <a:xfrm>
                             <a:off x="0" y="0"/>
-                            <a:ext cx="2171700" cy="866775"/>
+                            <a:ext cx="1666875" cy="657225"/>
                           </a:xfrm>
                           <a:prstGeom prst="rect">
                             <a:avLst/>
@@ -232,7 +232,7 @@
             <w:r>
               <w:drawing>
                 <wp:inline distT="0" distB="0" distL="0" distR="0">
-                  <wp:extent cx="2171700" cy="866775"/>
+                  <wp:extent cx="1666875" cy="657225"/>
                   <wp:effectExtent t="0" r="0" b="0" l="0"/>
                   <wp:docPr id="1" name="" descr="" title=""/>
                   <wp:cNvGraphicFramePr>
@@ -257,7 +257,7 @@
                         <pic:spPr bwMode="auto">
                           <a:xfrm>
                             <a:off x="0" y="0"/>
-                            <a:ext cx="2171700" cy="866775"/>
+                            <a:ext cx="1666875" cy="657225"/>
                           </a:xfrm>
                           <a:prstGeom prst="rect">
                             <a:avLst/>
@@ -294,7 +294,7 @@
             <w:r>
               <w:drawing>
                 <wp:inline distT="0" distB="0" distL="0" distR="0">
-                  <wp:extent cx="2171700" cy="866775"/>
+                  <wp:extent cx="1666875" cy="657225"/>
                   <wp:effectExtent t="0" r="0" b="0" l="0"/>
                   <wp:docPr id="1" name="" descr="" title=""/>
                   <wp:cNvGraphicFramePr>
@@ -319,7 +319,7 @@
                         <pic:spPr bwMode="auto">
                           <a:xfrm>
                             <a:off x="0" y="0"/>
-                            <a:ext cx="2171700" cy="866775"/>
+                            <a:ext cx="1666875" cy="657225"/>
                           </a:xfrm>
                           <a:prstGeom prst="rect">
                             <a:avLst/>

--- a/docs/user-guide/en/pages/06-ninetydayturnover.docx
+++ b/docs/user-guide/en/pages/06-ninetydayturnover.docx
@@ -65,7 +65,7 @@
       <w:r>
         <w:drawing>
           <wp:inline distT="0" distB="0" distL="0" distR="0">
-            <wp:extent cx="5715000" cy="771525"/>
+            <wp:extent cx="6953250" cy="933450"/>
             <wp:effectExtent t="0" r="0" b="0" l="0"/>
             <wp:docPr id="1" name="" descr="" title=""/>
             <wp:cNvGraphicFramePr>
@@ -90,7 +90,7 @@
                   <pic:spPr bwMode="auto">
                     <a:xfrm>
                       <a:off x="0" y="0"/>
-                      <a:ext cx="5715000" cy="771525"/>
+                      <a:ext cx="6953250" cy="933450"/>
                     </a:xfrm>
                     <a:prstGeom prst="rect">
                       <a:avLst/>
@@ -105,7 +105,7 @@
     </w:p>
     <w:p>
       <w:pPr>
-        <w:spacing w:after="90" w:line="290"/>
+        <w:spacing w:after="70" w:line="270"/>
       </w:pPr>
       <w:r>
         <w:rPr>
@@ -127,7 +127,7 @@
     </w:p>
     <w:tbl>
       <w:tblPr>
-        <w:tblW w:type="dxa" w:w="9399"/>
+        <w:tblW w:type="dxa" w:w="10998"/>
         <w:jc w:val="center"/>
         <w:tblBorders>
           <w:top w:val="single" w:color="auto" w:sz="4"/>
@@ -139,9 +139,9 @@
         </w:tblBorders>
       </w:tblPr>
       <w:tblGrid>
-        <w:gridCol w:w="3133"/>
-        <w:gridCol w:w="3133"/>
-        <w:gridCol w:w="3133"/>
+        <w:gridCol w:w="3666"/>
+        <w:gridCol w:w="3666"/>
+        <w:gridCol w:w="3666"/>
       </w:tblGrid>
       <w:tr>
         <w:trPr>
@@ -149,7 +149,7 @@
         </w:trPr>
         <w:tc>
           <w:tcPr>
-            <w:tcW w:type="dxa" w:w="3133"/>
+            <w:tcW w:type="dxa" w:w="3666"/>
             <w:tcBorders>
               <w:top w:val="none" w:color="FFFFFF" w:sz="0"/>
               <w:left w:val="none" w:color="FFFFFF" w:sz="0"/>
@@ -170,7 +170,7 @@
             <w:r>
               <w:drawing>
                 <wp:inline distT="0" distB="0" distL="0" distR="0">
-                  <wp:extent cx="1809750" cy="714375"/>
+                  <wp:extent cx="1666875" cy="657225"/>
                   <wp:effectExtent t="0" r="0" b="0" l="0"/>
                   <wp:docPr id="1" name="" descr="" title=""/>
                   <wp:cNvGraphicFramePr>
@@ -195,7 +195,7 @@
                         <pic:spPr bwMode="auto">
                           <a:xfrm>
                             <a:off x="0" y="0"/>
-                            <a:ext cx="1809750" cy="714375"/>
+                            <a:ext cx="1666875" cy="657225"/>
                           </a:xfrm>
                           <a:prstGeom prst="rect">
                             <a:avLst/>
@@ -211,7 +211,7 @@
         </w:tc>
         <w:tc>
           <w:tcPr>
-            <w:tcW w:type="dxa" w:w="3133"/>
+            <w:tcW w:type="dxa" w:w="3666"/>
             <w:tcBorders>
               <w:top w:val="none" w:color="FFFFFF" w:sz="0"/>
               <w:left w:val="none" w:color="FFFFFF" w:sz="0"/>
@@ -232,7 +232,7 @@
             <w:r>
               <w:drawing>
                 <wp:inline distT="0" distB="0" distL="0" distR="0">
-                  <wp:extent cx="1809750" cy="714375"/>
+                  <wp:extent cx="1666875" cy="657225"/>
                   <wp:effectExtent t="0" r="0" b="0" l="0"/>
                   <wp:docPr id="1" name="" descr="" title=""/>
                   <wp:cNvGraphicFramePr>
@@ -257,7 +257,7 @@
                         <pic:spPr bwMode="auto">
                           <a:xfrm>
                             <a:off x="0" y="0"/>
-                            <a:ext cx="1809750" cy="714375"/>
+                            <a:ext cx="1666875" cy="657225"/>
                           </a:xfrm>
                           <a:prstGeom prst="rect">
                             <a:avLst/>
@@ -273,7 +273,7 @@
         </w:tc>
         <w:tc>
           <w:tcPr>
-            <w:tcW w:type="dxa" w:w="3133"/>
+            <w:tcW w:type="dxa" w:w="3666"/>
             <w:tcBorders>
               <w:top w:val="none" w:color="FFFFFF" w:sz="0"/>
               <w:left w:val="none" w:color="FFFFFF" w:sz="0"/>
@@ -294,7 +294,7 @@
             <w:r>
               <w:drawing>
                 <wp:inline distT="0" distB="0" distL="0" distR="0">
-                  <wp:extent cx="1809750" cy="714375"/>
+                  <wp:extent cx="1666875" cy="657225"/>
                   <wp:effectExtent t="0" r="0" b="0" l="0"/>
                   <wp:docPr id="1" name="" descr="" title=""/>
                   <wp:cNvGraphicFramePr>
@@ -319,7 +319,7 @@
                         <pic:spPr bwMode="auto">
                           <a:xfrm>
                             <a:off x="0" y="0"/>
-                            <a:ext cx="1809750" cy="714375"/>
+                            <a:ext cx="1666875" cy="657225"/>
                           </a:xfrm>
                           <a:prstGeom prst="rect">
                             <a:avLst/>
@@ -416,7 +416,7 @@
       <w:r>
         <w:drawing>
           <wp:inline distT="0" distB="0" distL="0" distR="0">
-            <wp:extent cx="5715000" cy="1619250"/>
+            <wp:extent cx="6953250" cy="1962150"/>
             <wp:effectExtent t="0" r="0" b="0" l="0"/>
             <wp:docPr id="1" name="" descr="" title=""/>
             <wp:cNvGraphicFramePr>
@@ -441,7 +441,7 @@
                   <pic:spPr bwMode="auto">
                     <a:xfrm>
                       <a:off x="0" y="0"/>
-                      <a:ext cx="5715000" cy="1619250"/>
+                      <a:ext cx="6953250" cy="1962150"/>
                     </a:xfrm>
                     <a:prstGeom prst="rect">
                       <a:avLst/>
@@ -456,7 +456,7 @@
     </w:p>
     <w:p>
       <w:pPr>
-        <w:spacing w:after="90" w:line="290"/>
+        <w:spacing w:after="70" w:line="270"/>
       </w:pPr>
       <w:r>
         <w:rPr>
@@ -485,7 +485,7 @@
       <w:r>
         <w:drawing>
           <wp:inline distT="0" distB="0" distL="0" distR="0">
-            <wp:extent cx="5715000" cy="1619250"/>
+            <wp:extent cx="6953250" cy="1962150"/>
             <wp:effectExtent t="0" r="0" b="0" l="0"/>
             <wp:docPr id="1" name="" descr="" title=""/>
             <wp:cNvGraphicFramePr>
@@ -510,7 +510,7 @@
                   <pic:spPr bwMode="auto">
                     <a:xfrm>
                       <a:off x="0" y="0"/>
-                      <a:ext cx="5715000" cy="1619250"/>
+                      <a:ext cx="6953250" cy="1962150"/>
                     </a:xfrm>
                     <a:prstGeom prst="rect">
                       <a:avLst/>
@@ -525,7 +525,7 @@
     </w:p>
     <w:p>
       <w:pPr>
-        <w:spacing w:after="90" w:line="290"/>
+        <w:spacing w:after="70" w:line="270"/>
       </w:pPr>
       <w:r>
         <w:rPr>
@@ -554,7 +554,7 @@
       <w:r>
         <w:drawing>
           <wp:inline distT="0" distB="0" distL="0" distR="0">
-            <wp:extent cx="5715000" cy="1619250"/>
+            <wp:extent cx="6953250" cy="1962150"/>
             <wp:effectExtent t="0" r="0" b="0" l="0"/>
             <wp:docPr id="1" name="" descr="" title=""/>
             <wp:cNvGraphicFramePr>
@@ -579,7 +579,7 @@
                   <pic:spPr bwMode="auto">
                     <a:xfrm>
                       <a:off x="0" y="0"/>
-                      <a:ext cx="5715000" cy="1619250"/>
+                      <a:ext cx="6953250" cy="1962150"/>
                     </a:xfrm>
                     <a:prstGeom prst="rect">
                       <a:avLst/>
@@ -594,7 +594,7 @@
     </w:p>
     <w:p>
       <w:pPr>
-        <w:spacing w:after="90" w:line="290"/>
+        <w:spacing w:after="70" w:line="270"/>
       </w:pPr>
       <w:r>
         <w:rPr>
@@ -615,7 +615,7 @@
       <w:r>
         <w:drawing>
           <wp:inline distT="0" distB="0" distL="0" distR="0">
-            <wp:extent cx="5715000" cy="1685925"/>
+            <wp:extent cx="6953250" cy="2047875"/>
             <wp:effectExtent t="0" r="0" b="0" l="0"/>
             <wp:docPr id="1" name="" descr="" title=""/>
             <wp:cNvGraphicFramePr>
@@ -640,7 +640,7 @@
                   <pic:spPr bwMode="auto">
                     <a:xfrm>
                       <a:off x="0" y="0"/>
-                      <a:ext cx="5715000" cy="1685925"/>
+                      <a:ext cx="6953250" cy="2047875"/>
                     </a:xfrm>
                     <a:prstGeom prst="rect">
                       <a:avLst/>
@@ -655,7 +655,7 @@
     </w:p>
     <w:p>
       <w:pPr>
-        <w:spacing w:after="90" w:line="290"/>
+        <w:spacing w:after="70" w:line="270"/>
       </w:pPr>
       <w:r>
         <w:rPr>
@@ -700,6 +700,734 @@
         <w:t xml:space="preserve">Step 6 - Why do new hires leave?</w:t>
       </w:r>
     </w:p>
+    <w:tbl>
+      <w:tblPr>
+        <w:tblW w:type="dxa" w:w="11000"/>
+        <w:jc w:val="center"/>
+        <w:tblBorders>
+          <w:top w:val="single" w:color="auto" w:sz="4"/>
+          <w:left w:val="single" w:color="auto" w:sz="4"/>
+          <w:bottom w:val="single" w:color="auto" w:sz="4"/>
+          <w:right w:val="single" w:color="auto" w:sz="4"/>
+          <w:insideH w:val="single" w:color="auto" w:sz="4"/>
+          <w:insideV w:val="single" w:color="auto" w:sz="4"/>
+        </w:tblBorders>
+      </w:tblPr>
+      <w:tblGrid>
+        <w:gridCol w:w="5500"/>
+        <w:gridCol w:w="5500"/>
+      </w:tblGrid>
+      <w:tr>
+        <w:tc>
+          <w:tcPr>
+            <w:tcW w:type="dxa" w:w="5500"/>
+            <w:tcBorders>
+              <w:top w:val="none" w:color="FFFFFF" w:sz="0"/>
+              <w:left w:val="none" w:color="FFFFFF" w:sz="0"/>
+              <w:bottom w:val="none" w:color="FFFFFF" w:sz="0"/>
+              <w:right w:val="none" w:color="FFFFFF" w:sz="0"/>
+            </w:tcBorders>
+            <w:tcMar>
+              <w:top w:type="dxa" w:w="40"/>
+              <w:left w:type="dxa" w:w="70"/>
+              <w:bottom w:type="dxa" w:w="60"/>
+              <w:right w:type="dxa" w:w="70"/>
+            </w:tcMar>
+          </w:tcPr>
+          <w:p>
+            <w:pPr>
+              <w:keepNext/>
+              <w:spacing w:after="120" w:before="60"/>
+              <w:jc w:val="center"/>
+            </w:pPr>
+            <w:r>
+              <w:drawing>
+                <wp:inline distT="0" distB="0" distL="0" distR="0">
+                  <wp:extent cx="3286125" cy="1809750"/>
+                  <wp:effectExtent t="0" r="0" b="0" l="0"/>
+                  <wp:docPr id="1" name="" descr="" title=""/>
+                  <wp:cNvGraphicFramePr>
+                    <a:graphicFrameLocks xmlns:a="http://schemas.openxmlformats.org/drawingml/2006/main" noChangeAspect="1"/>
+                  </wp:cNvGraphicFramePr>
+                  <a:graphic xmlns:a="http://schemas.openxmlformats.org/drawingml/2006/main">
+                    <a:graphicData uri="http://schemas.openxmlformats.org/drawingml/2006/picture">
+                      <pic:pic xmlns:pic="http://schemas.openxmlformats.org/drawingml/2006/picture">
+                        <pic:nvPicPr>
+                          <pic:cNvPr id="0" name="" descr=""/>
+                          <pic:cNvPicPr>
+                            <a:picLocks noChangeAspect="1" noChangeArrowheads="1"/>
+                          </pic:cNvPicPr>
+                        </pic:nvPicPr>
+                        <pic:blipFill>
+                          <a:blip r:embed="rId17" cstate="none"/>
+                          <a:srcRect/>
+                          <a:stretch>
+                            <a:fillRect/>
+                          </a:stretch>
+                        </pic:blipFill>
+                        <pic:spPr bwMode="auto">
+                          <a:xfrm>
+                            <a:off x="0" y="0"/>
+                            <a:ext cx="3286125" cy="1809750"/>
+                          </a:xfrm>
+                          <a:prstGeom prst="rect">
+                            <a:avLst/>
+                          </a:prstGeom>
+                        </pic:spPr>
+                      </pic:pic>
+                    </a:graphicData>
+                  </a:graphic>
+                </wp:inline>
+              </w:drawing>
+            </w:r>
+          </w:p>
+        </w:tc>
+        <w:tc>
+          <w:tcPr>
+            <w:tcW w:type="dxa" w:w="5500"/>
+            <w:tcBorders>
+              <w:top w:val="none" w:color="FFFFFF" w:sz="0"/>
+              <w:left w:val="none" w:color="FFFFFF" w:sz="0"/>
+              <w:bottom w:val="none" w:color="FFFFFF" w:sz="0"/>
+              <w:right w:val="none" w:color="FFFFFF" w:sz="0"/>
+            </w:tcBorders>
+            <w:tcMar>
+              <w:top w:type="dxa" w:w="40"/>
+              <w:left w:type="dxa" w:w="70"/>
+              <w:bottom w:type="dxa" w:w="60"/>
+              <w:right w:type="dxa" w:w="70"/>
+            </w:tcMar>
+          </w:tcPr>
+          <w:p>
+            <w:pPr>
+              <w:spacing w:after="70" w:line="270"/>
+            </w:pPr>
+            <w:r>
+              <w:rPr>
+                <w:rFonts w:ascii="Arial" w:cs="Arial" w:eastAsia="Arial" w:hAnsi="Arial"/>
+                <w:color w:val="27251F"/>
+                <w:sz w:val="21"/>
+                <w:szCs w:val="21"/>
+              </w:rPr>
+              <w:t xml:space="preserve">The reasons given by employees who resigned within their first 90 days.</w:t>
+            </w:r>
+          </w:p>
+        </w:tc>
+      </w:tr>
+    </w:tbl>
+    <w:p>
+      <w:pPr>
+        <w:spacing w:after="30"/>
+      </w:pPr>
+      <w:r>
+        <w:rPr>
+          <w:rFonts w:ascii="Arial" w:cs="Arial" w:eastAsia="Arial" w:hAnsi="Arial"/>
+          <w:color w:val="27251F"/>
+          <w:sz w:val="21"/>
+          <w:szCs w:val="21"/>
+        </w:rPr>
+        <w:t xml:space="preserve"/>
+      </w:r>
+    </w:p>
+    <w:p>
+      <w:pPr>
+        <w:pStyle w:val="Heading2"/>
+      </w:pPr>
+      <w:r>
+        <w:t xml:space="preserve">Step 7 - Who leaves early?</w:t>
+      </w:r>
+    </w:p>
+    <w:tbl>
+      <w:tblPr>
+        <w:tblW w:type="dxa" w:w="11000"/>
+        <w:jc w:val="center"/>
+        <w:tblBorders>
+          <w:top w:val="single" w:color="auto" w:sz="4"/>
+          <w:left w:val="single" w:color="auto" w:sz="4"/>
+          <w:bottom w:val="single" w:color="auto" w:sz="4"/>
+          <w:right w:val="single" w:color="auto" w:sz="4"/>
+          <w:insideH w:val="single" w:color="auto" w:sz="4"/>
+          <w:insideV w:val="single" w:color="auto" w:sz="4"/>
+        </w:tblBorders>
+      </w:tblPr>
+      <w:tblGrid>
+        <w:gridCol w:w="5500"/>
+        <w:gridCol w:w="5500"/>
+      </w:tblGrid>
+      <w:tr>
+        <w:tc>
+          <w:tcPr>
+            <w:tcW w:type="dxa" w:w="5500"/>
+            <w:tcBorders>
+              <w:top w:val="none" w:color="FFFFFF" w:sz="0"/>
+              <w:left w:val="none" w:color="FFFFFF" w:sz="0"/>
+              <w:bottom w:val="none" w:color="FFFFFF" w:sz="0"/>
+              <w:right w:val="none" w:color="FFFFFF" w:sz="0"/>
+            </w:tcBorders>
+            <w:tcMar>
+              <w:top w:type="dxa" w:w="40"/>
+              <w:left w:type="dxa" w:w="70"/>
+              <w:bottom w:type="dxa" w:w="60"/>
+              <w:right w:type="dxa" w:w="70"/>
+            </w:tcMar>
+          </w:tcPr>
+          <w:p>
+            <w:pPr>
+              <w:keepNext/>
+              <w:spacing w:after="120" w:before="60"/>
+              <w:jc w:val="center"/>
+            </w:pPr>
+            <w:r>
+              <w:drawing>
+                <wp:inline distT="0" distB="0" distL="0" distR="0">
+                  <wp:extent cx="3286125" cy="1809750"/>
+                  <wp:effectExtent t="0" r="0" b="0" l="0"/>
+                  <wp:docPr id="1" name="" descr="" title=""/>
+                  <wp:cNvGraphicFramePr>
+                    <a:graphicFrameLocks xmlns:a="http://schemas.openxmlformats.org/drawingml/2006/main" noChangeAspect="1"/>
+                  </wp:cNvGraphicFramePr>
+                  <a:graphic xmlns:a="http://schemas.openxmlformats.org/drawingml/2006/main">
+                    <a:graphicData uri="http://schemas.openxmlformats.org/drawingml/2006/picture">
+                      <pic:pic xmlns:pic="http://schemas.openxmlformats.org/drawingml/2006/picture">
+                        <pic:nvPicPr>
+                          <pic:cNvPr id="0" name="" descr=""/>
+                          <pic:cNvPicPr>
+                            <a:picLocks noChangeAspect="1" noChangeArrowheads="1"/>
+                          </pic:cNvPicPr>
+                        </pic:nvPicPr>
+                        <pic:blipFill>
+                          <a:blip r:embed="rId18" cstate="none"/>
+                          <a:srcRect/>
+                          <a:stretch>
+                            <a:fillRect/>
+                          </a:stretch>
+                        </pic:blipFill>
+                        <pic:spPr bwMode="auto">
+                          <a:xfrm>
+                            <a:off x="0" y="0"/>
+                            <a:ext cx="3286125" cy="1809750"/>
+                          </a:xfrm>
+                          <a:prstGeom prst="rect">
+                            <a:avLst/>
+                          </a:prstGeom>
+                        </pic:spPr>
+                      </pic:pic>
+                    </a:graphicData>
+                  </a:graphic>
+                </wp:inline>
+              </w:drawing>
+            </w:r>
+          </w:p>
+          <w:p>
+            <w:pPr>
+              <w:spacing w:after="70" w:line="270"/>
+            </w:pPr>
+            <w:r>
+              <w:rPr>
+                <w:rFonts w:ascii="Arial" w:cs="Arial" w:eastAsia="Arial" w:hAnsi="Arial"/>
+                <w:color w:val="27251F"/>
+                <w:sz w:val="21"/>
+                <w:szCs w:val="21"/>
+              </w:rPr>
+              <w:t xml:space="preserve">Gender split of the early leavers in the selected cohort(s).</w:t>
+            </w:r>
+          </w:p>
+        </w:tc>
+        <w:tc>
+          <w:tcPr>
+            <w:tcW w:type="dxa" w:w="5500"/>
+            <w:tcBorders>
+              <w:top w:val="none" w:color="FFFFFF" w:sz="0"/>
+              <w:left w:val="none" w:color="FFFFFF" w:sz="0"/>
+              <w:bottom w:val="none" w:color="FFFFFF" w:sz="0"/>
+              <w:right w:val="none" w:color="FFFFFF" w:sz="0"/>
+            </w:tcBorders>
+            <w:tcMar>
+              <w:top w:type="dxa" w:w="40"/>
+              <w:left w:type="dxa" w:w="70"/>
+              <w:bottom w:type="dxa" w:w="60"/>
+              <w:right w:type="dxa" w:w="70"/>
+            </w:tcMar>
+          </w:tcPr>
+          <w:p>
+            <w:pPr>
+              <w:keepNext/>
+              <w:spacing w:after="120" w:before="60"/>
+              <w:jc w:val="center"/>
+            </w:pPr>
+            <w:r>
+              <w:drawing>
+                <wp:inline distT="0" distB="0" distL="0" distR="0">
+                  <wp:extent cx="3286125" cy="1885950"/>
+                  <wp:effectExtent t="0" r="0" b="0" l="0"/>
+                  <wp:docPr id="1" name="" descr="" title=""/>
+                  <wp:cNvGraphicFramePr>
+                    <a:graphicFrameLocks xmlns:a="http://schemas.openxmlformats.org/drawingml/2006/main" noChangeAspect="1"/>
+                  </wp:cNvGraphicFramePr>
+                  <a:graphic xmlns:a="http://schemas.openxmlformats.org/drawingml/2006/main">
+                    <a:graphicData uri="http://schemas.openxmlformats.org/drawingml/2006/picture">
+                      <pic:pic xmlns:pic="http://schemas.openxmlformats.org/drawingml/2006/picture">
+                        <pic:nvPicPr>
+                          <pic:cNvPr id="0" name="" descr=""/>
+                          <pic:cNvPicPr>
+                            <a:picLocks noChangeAspect="1" noChangeArrowheads="1"/>
+                          </pic:cNvPicPr>
+                        </pic:nvPicPr>
+                        <pic:blipFill>
+                          <a:blip r:embed="rId19" cstate="none"/>
+                          <a:srcRect/>
+                          <a:stretch>
+                            <a:fillRect/>
+                          </a:stretch>
+                        </pic:blipFill>
+                        <pic:spPr bwMode="auto">
+                          <a:xfrm>
+                            <a:off x="0" y="0"/>
+                            <a:ext cx="3286125" cy="1885950"/>
+                          </a:xfrm>
+                          <a:prstGeom prst="rect">
+                            <a:avLst/>
+                          </a:prstGeom>
+                        </pic:spPr>
+                      </pic:pic>
+                    </a:graphicData>
+                  </a:graphic>
+                </wp:inline>
+              </w:drawing>
+            </w:r>
+          </w:p>
+          <w:p>
+            <w:pPr>
+              <w:spacing w:after="70" w:line="270"/>
+            </w:pPr>
+            <w:r>
+              <w:rPr>
+                <w:rFonts w:ascii="Arial" w:cs="Arial" w:eastAsia="Arial" w:hAnsi="Arial"/>
+                <w:color w:val="27251F"/>
+                <w:sz w:val="21"/>
+                <w:szCs w:val="21"/>
+              </w:rPr>
+              <w:t xml:space="preserve">Early leavers grouped by job title.</w:t>
+            </w:r>
+          </w:p>
+        </w:tc>
+      </w:tr>
+    </w:tbl>
+    <w:p>
+      <w:pPr>
+        <w:spacing w:after="30"/>
+      </w:pPr>
+      <w:r>
+        <w:rPr>
+          <w:rFonts w:ascii="Arial" w:cs="Arial" w:eastAsia="Arial" w:hAnsi="Arial"/>
+          <w:color w:val="27251F"/>
+          <w:sz w:val="21"/>
+          <w:szCs w:val="21"/>
+        </w:rPr>
+        <w:t xml:space="preserve"/>
+      </w:r>
+    </w:p>
+    <w:tbl>
+      <w:tblPr>
+        <w:tblW w:type="dxa" w:w="11000"/>
+        <w:jc w:val="center"/>
+        <w:tblBorders>
+          <w:top w:val="single" w:color="auto" w:sz="4"/>
+          <w:left w:val="single" w:color="auto" w:sz="4"/>
+          <w:bottom w:val="single" w:color="auto" w:sz="4"/>
+          <w:right w:val="single" w:color="auto" w:sz="4"/>
+          <w:insideH w:val="single" w:color="auto" w:sz="4"/>
+          <w:insideV w:val="single" w:color="auto" w:sz="4"/>
+        </w:tblBorders>
+      </w:tblPr>
+      <w:tblGrid>
+        <w:gridCol w:w="5500"/>
+        <w:gridCol w:w="5500"/>
+      </w:tblGrid>
+      <w:tr>
+        <w:tc>
+          <w:tcPr>
+            <w:tcW w:type="dxa" w:w="5500"/>
+            <w:tcBorders>
+              <w:top w:val="none" w:color="FFFFFF" w:sz="0"/>
+              <w:left w:val="none" w:color="FFFFFF" w:sz="0"/>
+              <w:bottom w:val="none" w:color="FFFFFF" w:sz="0"/>
+              <w:right w:val="none" w:color="FFFFFF" w:sz="0"/>
+            </w:tcBorders>
+            <w:tcMar>
+              <w:top w:type="dxa" w:w="40"/>
+              <w:left w:type="dxa" w:w="70"/>
+              <w:bottom w:type="dxa" w:w="60"/>
+              <w:right w:type="dxa" w:w="70"/>
+            </w:tcMar>
+          </w:tcPr>
+          <w:p>
+            <w:pPr>
+              <w:keepNext/>
+              <w:spacing w:after="120" w:before="60"/>
+              <w:jc w:val="center"/>
+            </w:pPr>
+            <w:r>
+              <w:drawing>
+                <wp:inline distT="0" distB="0" distL="0" distR="0">
+                  <wp:extent cx="3286125" cy="1885950"/>
+                  <wp:effectExtent t="0" r="0" b="0" l="0"/>
+                  <wp:docPr id="1" name="" descr="" title=""/>
+                  <wp:cNvGraphicFramePr>
+                    <a:graphicFrameLocks xmlns:a="http://schemas.openxmlformats.org/drawingml/2006/main" noChangeAspect="1"/>
+                  </wp:cNvGraphicFramePr>
+                  <a:graphic xmlns:a="http://schemas.openxmlformats.org/drawingml/2006/main">
+                    <a:graphicData uri="http://schemas.openxmlformats.org/drawingml/2006/picture">
+                      <pic:pic xmlns:pic="http://schemas.openxmlformats.org/drawingml/2006/picture">
+                        <pic:nvPicPr>
+                          <pic:cNvPr id="0" name="" descr=""/>
+                          <pic:cNvPicPr>
+                            <a:picLocks noChangeAspect="1" noChangeArrowheads="1"/>
+                          </pic:cNvPicPr>
+                        </pic:nvPicPr>
+                        <pic:blipFill>
+                          <a:blip r:embed="rId20" cstate="none"/>
+                          <a:srcRect/>
+                          <a:stretch>
+                            <a:fillRect/>
+                          </a:stretch>
+                        </pic:blipFill>
+                        <pic:spPr bwMode="auto">
+                          <a:xfrm>
+                            <a:off x="0" y="0"/>
+                            <a:ext cx="3286125" cy="1885950"/>
+                          </a:xfrm>
+                          <a:prstGeom prst="rect">
+                            <a:avLst/>
+                          </a:prstGeom>
+                        </pic:spPr>
+                      </pic:pic>
+                    </a:graphicData>
+                  </a:graphic>
+                </wp:inline>
+              </w:drawing>
+            </w:r>
+          </w:p>
+        </w:tc>
+        <w:tc>
+          <w:tcPr>
+            <w:tcW w:type="dxa" w:w="5500"/>
+            <w:tcBorders>
+              <w:top w:val="none" w:color="FFFFFF" w:sz="0"/>
+              <w:left w:val="none" w:color="FFFFFF" w:sz="0"/>
+              <w:bottom w:val="none" w:color="FFFFFF" w:sz="0"/>
+              <w:right w:val="none" w:color="FFFFFF" w:sz="0"/>
+            </w:tcBorders>
+            <w:tcMar>
+              <w:top w:type="dxa" w:w="40"/>
+              <w:left w:type="dxa" w:w="70"/>
+              <w:bottom w:type="dxa" w:w="60"/>
+              <w:right w:type="dxa" w:w="70"/>
+            </w:tcMar>
+          </w:tcPr>
+          <w:p>
+            <w:pPr>
+              <w:spacing w:after="70" w:line="270"/>
+            </w:pPr>
+            <w:r>
+              <w:rPr>
+                <w:rFonts w:ascii="Arial" w:cs="Arial" w:eastAsia="Arial" w:hAnsi="Arial"/>
+                <w:color w:val="27251F"/>
+                <w:sz w:val="21"/>
+                <w:szCs w:val="21"/>
+              </w:rPr>
+              <w:t xml:space="preserve">Early leavers grouped by payroll group.</w:t>
+            </w:r>
+          </w:p>
+        </w:tc>
+      </w:tr>
+    </w:tbl>
+    <w:p>
+      <w:pPr>
+        <w:spacing w:after="30"/>
+      </w:pPr>
+      <w:r>
+        <w:rPr>
+          <w:rFonts w:ascii="Arial" w:cs="Arial" w:eastAsia="Arial" w:hAnsi="Arial"/>
+          <w:color w:val="27251F"/>
+          <w:sz w:val="21"/>
+          <w:szCs w:val="21"/>
+        </w:rPr>
+        <w:t xml:space="preserve"/>
+      </w:r>
+    </w:p>
+    <w:p>
+      <w:pPr>
+        <w:pStyle w:val="Heading2"/>
+      </w:pPr>
+      <w:r>
+        <w:t xml:space="preserve">Step 8 - Who should you talk to?</w:t>
+      </w:r>
+    </w:p>
+    <w:tbl>
+      <w:tblPr>
+        <w:tblW w:type="dxa" w:w="11000"/>
+        <w:jc w:val="center"/>
+        <w:tblBorders>
+          <w:top w:val="single" w:color="auto" w:sz="4"/>
+          <w:left w:val="single" w:color="auto" w:sz="4"/>
+          <w:bottom w:val="single" w:color="auto" w:sz="4"/>
+          <w:right w:val="single" w:color="auto" w:sz="4"/>
+          <w:insideH w:val="single" w:color="auto" w:sz="4"/>
+          <w:insideV w:val="single" w:color="auto" w:sz="4"/>
+        </w:tblBorders>
+      </w:tblPr>
+      <w:tblGrid>
+        <w:gridCol w:w="5500"/>
+        <w:gridCol w:w="5500"/>
+      </w:tblGrid>
+      <w:tr>
+        <w:tc>
+          <w:tcPr>
+            <w:tcW w:type="dxa" w:w="5500"/>
+            <w:tcBorders>
+              <w:top w:val="none" w:color="FFFFFF" w:sz="0"/>
+              <w:left w:val="none" w:color="FFFFFF" w:sz="0"/>
+              <w:bottom w:val="none" w:color="FFFFFF" w:sz="0"/>
+              <w:right w:val="none" w:color="FFFFFF" w:sz="0"/>
+            </w:tcBorders>
+            <w:tcMar>
+              <w:top w:type="dxa" w:w="40"/>
+              <w:left w:type="dxa" w:w="70"/>
+              <w:bottom w:type="dxa" w:w="60"/>
+              <w:right w:type="dxa" w:w="70"/>
+            </w:tcMar>
+          </w:tcPr>
+          <w:p>
+            <w:pPr>
+              <w:keepNext/>
+              <w:spacing w:after="120" w:before="60"/>
+              <w:jc w:val="center"/>
+            </w:pPr>
+            <w:r>
+              <w:drawing>
+                <wp:inline distT="0" distB="0" distL="0" distR="0">
+                  <wp:extent cx="3286125" cy="3009900"/>
+                  <wp:effectExtent t="0" r="0" b="0" l="0"/>
+                  <wp:docPr id="1" name="" descr="" title=""/>
+                  <wp:cNvGraphicFramePr>
+                    <a:graphicFrameLocks xmlns:a="http://schemas.openxmlformats.org/drawingml/2006/main" noChangeAspect="1"/>
+                  </wp:cNvGraphicFramePr>
+                  <a:graphic xmlns:a="http://schemas.openxmlformats.org/drawingml/2006/main">
+                    <a:graphicData uri="http://schemas.openxmlformats.org/drawingml/2006/picture">
+                      <pic:pic xmlns:pic="http://schemas.openxmlformats.org/drawingml/2006/picture">
+                        <pic:nvPicPr>
+                          <pic:cNvPr id="0" name="" descr=""/>
+                          <pic:cNvPicPr>
+                            <a:picLocks noChangeAspect="1" noChangeArrowheads="1"/>
+                          </pic:cNvPicPr>
+                        </pic:nvPicPr>
+                        <pic:blipFill>
+                          <a:blip r:embed="rId21" cstate="none"/>
+                          <a:srcRect/>
+                          <a:stretch>
+                            <a:fillRect/>
+                          </a:stretch>
+                        </pic:blipFill>
+                        <pic:spPr bwMode="auto">
+                          <a:xfrm>
+                            <a:off x="0" y="0"/>
+                            <a:ext cx="3286125" cy="3009900"/>
+                          </a:xfrm>
+                          <a:prstGeom prst="rect">
+                            <a:avLst/>
+                          </a:prstGeom>
+                        </pic:spPr>
+                      </pic:pic>
+                    </a:graphicData>
+                  </a:graphic>
+                </wp:inline>
+              </w:drawing>
+            </w:r>
+          </w:p>
+        </w:tc>
+        <w:tc>
+          <w:tcPr>
+            <w:tcW w:type="dxa" w:w="5500"/>
+            <w:tcBorders>
+              <w:top w:val="none" w:color="FFFFFF" w:sz="0"/>
+              <w:left w:val="none" w:color="FFFFFF" w:sz="0"/>
+              <w:bottom w:val="none" w:color="FFFFFF" w:sz="0"/>
+              <w:right w:val="none" w:color="FFFFFF" w:sz="0"/>
+            </w:tcBorders>
+            <w:tcMar>
+              <w:top w:type="dxa" w:w="40"/>
+              <w:left w:type="dxa" w:w="70"/>
+              <w:bottom w:type="dxa" w:w="60"/>
+              <w:right w:type="dxa" w:w="70"/>
+            </w:tcMar>
+          </w:tcPr>
+          <w:p>
+            <w:pPr>
+              <w:keepNext/>
+              <w:spacing w:after="120" w:before="60"/>
+              <w:jc w:val="center"/>
+            </w:pPr>
+            <w:r>
+              <w:drawing>
+                <wp:inline distT="0" distB="0" distL="0" distR="0">
+                  <wp:extent cx="3286125" cy="914400"/>
+                  <wp:effectExtent t="0" r="0" b="0" l="0"/>
+                  <wp:docPr id="1" name="" descr="" title=""/>
+                  <wp:cNvGraphicFramePr>
+                    <a:graphicFrameLocks xmlns:a="http://schemas.openxmlformats.org/drawingml/2006/main" noChangeAspect="1"/>
+                  </wp:cNvGraphicFramePr>
+                  <a:graphic xmlns:a="http://schemas.openxmlformats.org/drawingml/2006/main">
+                    <a:graphicData uri="http://schemas.openxmlformats.org/drawingml/2006/picture">
+                      <pic:pic xmlns:pic="http://schemas.openxmlformats.org/drawingml/2006/picture">
+                        <pic:nvPicPr>
+                          <pic:cNvPr id="0" name="" descr=""/>
+                          <pic:cNvPicPr>
+                            <a:picLocks noChangeAspect="1" noChangeArrowheads="1"/>
+                          </pic:cNvPicPr>
+                        </pic:nvPicPr>
+                        <pic:blipFill>
+                          <a:blip r:embed="rId22" cstate="none"/>
+                          <a:srcRect/>
+                          <a:stretch>
+                            <a:fillRect/>
+                          </a:stretch>
+                        </pic:blipFill>
+                        <pic:spPr bwMode="auto">
+                          <a:xfrm>
+                            <a:off x="0" y="0"/>
+                            <a:ext cx="3286125" cy="914400"/>
+                          </a:xfrm>
+                          <a:prstGeom prst="rect">
+                            <a:avLst/>
+                          </a:prstGeom>
+                        </pic:spPr>
+                      </pic:pic>
+                    </a:graphicData>
+                  </a:graphic>
+                </wp:inline>
+              </w:drawing>
+            </w:r>
+          </w:p>
+          <w:p>
+            <w:pPr>
+              <w:keepNext/>
+              <w:spacing w:after="120" w:before="60"/>
+              <w:jc w:val="center"/>
+            </w:pPr>
+            <w:r>
+              <w:drawing>
+                <wp:inline distT="0" distB="0" distL="0" distR="0">
+                  <wp:extent cx="3286125" cy="914400"/>
+                  <wp:effectExtent t="0" r="0" b="0" l="0"/>
+                  <wp:docPr id="1" name="" descr="" title=""/>
+                  <wp:cNvGraphicFramePr>
+                    <a:graphicFrameLocks xmlns:a="http://schemas.openxmlformats.org/drawingml/2006/main" noChangeAspect="1"/>
+                  </wp:cNvGraphicFramePr>
+                  <a:graphic xmlns:a="http://schemas.openxmlformats.org/drawingml/2006/main">
+                    <a:graphicData uri="http://schemas.openxmlformats.org/drawingml/2006/picture">
+                      <pic:pic xmlns:pic="http://schemas.openxmlformats.org/drawingml/2006/picture">
+                        <pic:nvPicPr>
+                          <pic:cNvPr id="0" name="" descr=""/>
+                          <pic:cNvPicPr>
+                            <a:picLocks noChangeAspect="1" noChangeArrowheads="1"/>
+                          </pic:cNvPicPr>
+                        </pic:nvPicPr>
+                        <pic:blipFill>
+                          <a:blip r:embed="rId23" cstate="none"/>
+                          <a:srcRect/>
+                          <a:stretch>
+                            <a:fillRect/>
+                          </a:stretch>
+                        </pic:blipFill>
+                        <pic:spPr bwMode="auto">
+                          <a:xfrm>
+                            <a:off x="0" y="0"/>
+                            <a:ext cx="3286125" cy="914400"/>
+                          </a:xfrm>
+                          <a:prstGeom prst="rect">
+                            <a:avLst/>
+                          </a:prstGeom>
+                        </pic:spPr>
+                      </pic:pic>
+                    </a:graphicData>
+                  </a:graphic>
+                </wp:inline>
+              </w:drawing>
+            </w:r>
+          </w:p>
+          <w:p>
+            <w:pPr>
+              <w:keepNext/>
+              <w:spacing w:after="120" w:before="60"/>
+              <w:jc w:val="center"/>
+            </w:pPr>
+            <w:r>
+              <w:drawing>
+                <wp:inline distT="0" distB="0" distL="0" distR="0">
+                  <wp:extent cx="3286125" cy="1095375"/>
+                  <wp:effectExtent t="0" r="0" b="0" l="0"/>
+                  <wp:docPr id="1" name="" descr="" title=""/>
+                  <wp:cNvGraphicFramePr>
+                    <a:graphicFrameLocks xmlns:a="http://schemas.openxmlformats.org/drawingml/2006/main" noChangeAspect="1"/>
+                  </wp:cNvGraphicFramePr>
+                  <a:graphic xmlns:a="http://schemas.openxmlformats.org/drawingml/2006/main">
+                    <a:graphicData uri="http://schemas.openxmlformats.org/drawingml/2006/picture">
+                      <pic:pic xmlns:pic="http://schemas.openxmlformats.org/drawingml/2006/picture">
+                        <pic:nvPicPr>
+                          <pic:cNvPr id="0" name="" descr=""/>
+                          <pic:cNvPicPr>
+                            <a:picLocks noChangeAspect="1" noChangeArrowheads="1"/>
+                          </pic:cNvPicPr>
+                        </pic:nvPicPr>
+                        <pic:blipFill>
+                          <a:blip r:embed="rId24" cstate="none"/>
+                          <a:srcRect/>
+                          <a:stretch>
+                            <a:fillRect/>
+                          </a:stretch>
+                        </pic:blipFill>
+                        <pic:spPr bwMode="auto">
+                          <a:xfrm>
+                            <a:off x="0" y="0"/>
+                            <a:ext cx="3286125" cy="1095375"/>
+                          </a:xfrm>
+                          <a:prstGeom prst="rect">
+                            <a:avLst/>
+                          </a:prstGeom>
+                        </pic:spPr>
+                      </pic:pic>
+                    </a:graphicData>
+                  </a:graphic>
+                </wp:inline>
+              </w:drawing>
+            </w:r>
+          </w:p>
+        </w:tc>
+      </w:tr>
+    </w:tbl>
+    <w:p>
+      <w:pPr>
+        <w:spacing w:after="70" w:line="270"/>
+      </w:pPr>
+      <w:r>
+        <w:rPr>
+          <w:rFonts w:ascii="Arial" w:cs="Arial" w:eastAsia="Arial" w:hAnsi="Arial"/>
+          <w:color w:val="27251F"/>
+          <w:sz w:val="21"/>
+          <w:szCs w:val="21"/>
+        </w:rPr>
+        <w:t xml:space="preserve">Operation Consultants, Directors and Managers ranked by their average 90-Day Rate across all their stores.</w:t>
+      </w:r>
+    </w:p>
+    <w:p>
+      <w:pPr>
+        <w:pStyle w:val="Heading2"/>
+      </w:pPr>
+      <w:r>
+        <w:t xml:space="preserve">Step 9 - Spot the pattern store by store</w:t>
+      </w:r>
+    </w:p>
     <w:p>
       <w:pPr>
         <w:keepNext/>
@@ -709,477 +1437,7 @@
       <w:r>
         <w:drawing>
           <wp:inline distT="0" distB="0" distL="0" distR="0">
-            <wp:extent cx="5715000" cy="3143250"/>
-            <wp:effectExtent t="0" r="0" b="0" l="0"/>
-            <wp:docPr id="1" name="" descr="" title=""/>
-            <wp:cNvGraphicFramePr>
-              <a:graphicFrameLocks xmlns:a="http://schemas.openxmlformats.org/drawingml/2006/main" noChangeAspect="1"/>
-            </wp:cNvGraphicFramePr>
-            <a:graphic xmlns:a="http://schemas.openxmlformats.org/drawingml/2006/main">
-              <a:graphicData uri="http://schemas.openxmlformats.org/drawingml/2006/picture">
-                <pic:pic xmlns:pic="http://schemas.openxmlformats.org/drawingml/2006/picture">
-                  <pic:nvPicPr>
-                    <pic:cNvPr id="0" name="" descr=""/>
-                    <pic:cNvPicPr>
-                      <a:picLocks noChangeAspect="1" noChangeArrowheads="1"/>
-                    </pic:cNvPicPr>
-                  </pic:nvPicPr>
-                  <pic:blipFill>
-                    <a:blip r:embed="rId17" cstate="none"/>
-                    <a:srcRect/>
-                    <a:stretch>
-                      <a:fillRect/>
-                    </a:stretch>
-                  </pic:blipFill>
-                  <pic:spPr bwMode="auto">
-                    <a:xfrm>
-                      <a:off x="0" y="0"/>
-                      <a:ext cx="5715000" cy="3143250"/>
-                    </a:xfrm>
-                    <a:prstGeom prst="rect">
-                      <a:avLst/>
-                    </a:prstGeom>
-                  </pic:spPr>
-                </pic:pic>
-              </a:graphicData>
-            </a:graphic>
-          </wp:inline>
-        </w:drawing>
-      </w:r>
-    </w:p>
-    <w:p>
-      <w:pPr>
-        <w:spacing w:after="90" w:line="290"/>
-      </w:pPr>
-      <w:r>
-        <w:rPr>
-          <w:rFonts w:ascii="Arial" w:cs="Arial" w:eastAsia="Arial" w:hAnsi="Arial"/>
-          <w:color w:val="27251F"/>
-          <w:sz w:val="21"/>
-          <w:szCs w:val="21"/>
-        </w:rPr>
-        <w:t xml:space="preserve">The reasons given by employees who resigned within their first 90 days.</w:t>
-      </w:r>
-    </w:p>
-    <w:p>
-      <w:pPr>
-        <w:pStyle w:val="Heading2"/>
-      </w:pPr>
-      <w:r>
-        <w:t xml:space="preserve">Step 7 - Who leaves early?</w:t>
-      </w:r>
-    </w:p>
-    <w:p>
-      <w:pPr>
-        <w:keepNext/>
-        <w:spacing w:after="120" w:before="60"/>
-        <w:jc w:val="center"/>
-      </w:pPr>
-      <w:r>
-        <w:drawing>
-          <wp:inline distT="0" distB="0" distL="0" distR="0">
-            <wp:extent cx="5715000" cy="3143250"/>
-            <wp:effectExtent t="0" r="0" b="0" l="0"/>
-            <wp:docPr id="1" name="" descr="" title=""/>
-            <wp:cNvGraphicFramePr>
-              <a:graphicFrameLocks xmlns:a="http://schemas.openxmlformats.org/drawingml/2006/main" noChangeAspect="1"/>
-            </wp:cNvGraphicFramePr>
-            <a:graphic xmlns:a="http://schemas.openxmlformats.org/drawingml/2006/main">
-              <a:graphicData uri="http://schemas.openxmlformats.org/drawingml/2006/picture">
-                <pic:pic xmlns:pic="http://schemas.openxmlformats.org/drawingml/2006/picture">
-                  <pic:nvPicPr>
-                    <pic:cNvPr id="0" name="" descr=""/>
-                    <pic:cNvPicPr>
-                      <a:picLocks noChangeAspect="1" noChangeArrowheads="1"/>
-                    </pic:cNvPicPr>
-                  </pic:nvPicPr>
-                  <pic:blipFill>
-                    <a:blip r:embed="rId18" cstate="none"/>
-                    <a:srcRect/>
-                    <a:stretch>
-                      <a:fillRect/>
-                    </a:stretch>
-                  </pic:blipFill>
-                  <pic:spPr bwMode="auto">
-                    <a:xfrm>
-                      <a:off x="0" y="0"/>
-                      <a:ext cx="5715000" cy="3143250"/>
-                    </a:xfrm>
-                    <a:prstGeom prst="rect">
-                      <a:avLst/>
-                    </a:prstGeom>
-                  </pic:spPr>
-                </pic:pic>
-              </a:graphicData>
-            </a:graphic>
-          </wp:inline>
-        </w:drawing>
-      </w:r>
-    </w:p>
-    <w:p>
-      <w:pPr>
-        <w:spacing w:after="90" w:line="290"/>
-      </w:pPr>
-      <w:r>
-        <w:rPr>
-          <w:rFonts w:ascii="Arial" w:cs="Arial" w:eastAsia="Arial" w:hAnsi="Arial"/>
-          <w:color w:val="27251F"/>
-          <w:sz w:val="21"/>
-          <w:szCs w:val="21"/>
-        </w:rPr>
-        <w:t xml:space="preserve">Gender split of the early leavers in the selected cohort(s).</w:t>
-      </w:r>
-    </w:p>
-    <w:p>
-      <w:pPr>
-        <w:keepNext/>
-        <w:spacing w:after="120" w:before="60"/>
-        <w:jc w:val="center"/>
-      </w:pPr>
-      <w:r>
-        <w:drawing>
-          <wp:inline distT="0" distB="0" distL="0" distR="0">
-            <wp:extent cx="5715000" cy="3276600"/>
-            <wp:effectExtent t="0" r="0" b="0" l="0"/>
-            <wp:docPr id="1" name="" descr="" title=""/>
-            <wp:cNvGraphicFramePr>
-              <a:graphicFrameLocks xmlns:a="http://schemas.openxmlformats.org/drawingml/2006/main" noChangeAspect="1"/>
-            </wp:cNvGraphicFramePr>
-            <a:graphic xmlns:a="http://schemas.openxmlformats.org/drawingml/2006/main">
-              <a:graphicData uri="http://schemas.openxmlformats.org/drawingml/2006/picture">
-                <pic:pic xmlns:pic="http://schemas.openxmlformats.org/drawingml/2006/picture">
-                  <pic:nvPicPr>
-                    <pic:cNvPr id="0" name="" descr=""/>
-                    <pic:cNvPicPr>
-                      <a:picLocks noChangeAspect="1" noChangeArrowheads="1"/>
-                    </pic:cNvPicPr>
-                  </pic:nvPicPr>
-                  <pic:blipFill>
-                    <a:blip r:embed="rId19" cstate="none"/>
-                    <a:srcRect/>
-                    <a:stretch>
-                      <a:fillRect/>
-                    </a:stretch>
-                  </pic:blipFill>
-                  <pic:spPr bwMode="auto">
-                    <a:xfrm>
-                      <a:off x="0" y="0"/>
-                      <a:ext cx="5715000" cy="3276600"/>
-                    </a:xfrm>
-                    <a:prstGeom prst="rect">
-                      <a:avLst/>
-                    </a:prstGeom>
-                  </pic:spPr>
-                </pic:pic>
-              </a:graphicData>
-            </a:graphic>
-          </wp:inline>
-        </w:drawing>
-      </w:r>
-    </w:p>
-    <w:p>
-      <w:pPr>
-        <w:spacing w:after="90" w:line="290"/>
-      </w:pPr>
-      <w:r>
-        <w:rPr>
-          <w:rFonts w:ascii="Arial" w:cs="Arial" w:eastAsia="Arial" w:hAnsi="Arial"/>
-          <w:color w:val="27251F"/>
-          <w:sz w:val="21"/>
-          <w:szCs w:val="21"/>
-        </w:rPr>
-        <w:t xml:space="preserve">Early leavers grouped by job title.</w:t>
-      </w:r>
-    </w:p>
-    <w:p>
-      <w:pPr>
-        <w:keepNext/>
-        <w:spacing w:after="120" w:before="60"/>
-        <w:jc w:val="center"/>
-      </w:pPr>
-      <w:r>
-        <w:drawing>
-          <wp:inline distT="0" distB="0" distL="0" distR="0">
-            <wp:extent cx="5715000" cy="3276600"/>
-            <wp:effectExtent t="0" r="0" b="0" l="0"/>
-            <wp:docPr id="1" name="" descr="" title=""/>
-            <wp:cNvGraphicFramePr>
-              <a:graphicFrameLocks xmlns:a="http://schemas.openxmlformats.org/drawingml/2006/main" noChangeAspect="1"/>
-            </wp:cNvGraphicFramePr>
-            <a:graphic xmlns:a="http://schemas.openxmlformats.org/drawingml/2006/main">
-              <a:graphicData uri="http://schemas.openxmlformats.org/drawingml/2006/picture">
-                <pic:pic xmlns:pic="http://schemas.openxmlformats.org/drawingml/2006/picture">
-                  <pic:nvPicPr>
-                    <pic:cNvPr id="0" name="" descr=""/>
-                    <pic:cNvPicPr>
-                      <a:picLocks noChangeAspect="1" noChangeArrowheads="1"/>
-                    </pic:cNvPicPr>
-                  </pic:nvPicPr>
-                  <pic:blipFill>
-                    <a:blip r:embed="rId20" cstate="none"/>
-                    <a:srcRect/>
-                    <a:stretch>
-                      <a:fillRect/>
-                    </a:stretch>
-                  </pic:blipFill>
-                  <pic:spPr bwMode="auto">
-                    <a:xfrm>
-                      <a:off x="0" y="0"/>
-                      <a:ext cx="5715000" cy="3276600"/>
-                    </a:xfrm>
-                    <a:prstGeom prst="rect">
-                      <a:avLst/>
-                    </a:prstGeom>
-                  </pic:spPr>
-                </pic:pic>
-              </a:graphicData>
-            </a:graphic>
-          </wp:inline>
-        </w:drawing>
-      </w:r>
-    </w:p>
-    <w:p>
-      <w:pPr>
-        <w:spacing w:after="90" w:line="290"/>
-      </w:pPr>
-      <w:r>
-        <w:rPr>
-          <w:rFonts w:ascii="Arial" w:cs="Arial" w:eastAsia="Arial" w:hAnsi="Arial"/>
-          <w:color w:val="27251F"/>
-          <w:sz w:val="21"/>
-          <w:szCs w:val="21"/>
-        </w:rPr>
-        <w:t xml:space="preserve">Early leavers grouped by payroll group.</w:t>
-      </w:r>
-    </w:p>
-    <w:p>
-      <w:pPr>
-        <w:pStyle w:val="Heading2"/>
-      </w:pPr>
-      <w:r>
-        <w:t xml:space="preserve">Step 8 - Who should you talk to?</w:t>
-      </w:r>
-    </w:p>
-    <w:p>
-      <w:pPr>
-        <w:keepNext/>
-        <w:spacing w:after="120" w:before="60"/>
-        <w:jc w:val="center"/>
-      </w:pPr>
-      <w:r>
-        <w:drawing>
-          <wp:inline distT="0" distB="0" distL="0" distR="0">
-            <wp:extent cx="5715000" cy="5238750"/>
-            <wp:effectExtent t="0" r="0" b="0" l="0"/>
-            <wp:docPr id="1" name="" descr="" title=""/>
-            <wp:cNvGraphicFramePr>
-              <a:graphicFrameLocks xmlns:a="http://schemas.openxmlformats.org/drawingml/2006/main" noChangeAspect="1"/>
-            </wp:cNvGraphicFramePr>
-            <a:graphic xmlns:a="http://schemas.openxmlformats.org/drawingml/2006/main">
-              <a:graphicData uri="http://schemas.openxmlformats.org/drawingml/2006/picture">
-                <pic:pic xmlns:pic="http://schemas.openxmlformats.org/drawingml/2006/picture">
-                  <pic:nvPicPr>
-                    <pic:cNvPr id="0" name="" descr=""/>
-                    <pic:cNvPicPr>
-                      <a:picLocks noChangeAspect="1" noChangeArrowheads="1"/>
-                    </pic:cNvPicPr>
-                  </pic:nvPicPr>
-                  <pic:blipFill>
-                    <a:blip r:embed="rId21" cstate="none"/>
-                    <a:srcRect/>
-                    <a:stretch>
-                      <a:fillRect/>
-                    </a:stretch>
-                  </pic:blipFill>
-                  <pic:spPr bwMode="auto">
-                    <a:xfrm>
-                      <a:off x="0" y="0"/>
-                      <a:ext cx="5715000" cy="5238750"/>
-                    </a:xfrm>
-                    <a:prstGeom prst="rect">
-                      <a:avLst/>
-                    </a:prstGeom>
-                  </pic:spPr>
-                </pic:pic>
-              </a:graphicData>
-            </a:graphic>
-          </wp:inline>
-        </w:drawing>
-      </w:r>
-    </w:p>
-    <w:p>
-      <w:pPr>
-        <w:keepNext/>
-        <w:spacing w:after="120" w:before="60"/>
-        <w:jc w:val="center"/>
-      </w:pPr>
-      <w:r>
-        <w:drawing>
-          <wp:inline distT="0" distB="0" distL="0" distR="0">
-            <wp:extent cx="5715000" cy="1600200"/>
-            <wp:effectExtent t="0" r="0" b="0" l="0"/>
-            <wp:docPr id="1" name="" descr="" title=""/>
-            <wp:cNvGraphicFramePr>
-              <a:graphicFrameLocks xmlns:a="http://schemas.openxmlformats.org/drawingml/2006/main" noChangeAspect="1"/>
-            </wp:cNvGraphicFramePr>
-            <a:graphic xmlns:a="http://schemas.openxmlformats.org/drawingml/2006/main">
-              <a:graphicData uri="http://schemas.openxmlformats.org/drawingml/2006/picture">
-                <pic:pic xmlns:pic="http://schemas.openxmlformats.org/drawingml/2006/picture">
-                  <pic:nvPicPr>
-                    <pic:cNvPr id="0" name="" descr=""/>
-                    <pic:cNvPicPr>
-                      <a:picLocks noChangeAspect="1" noChangeArrowheads="1"/>
-                    </pic:cNvPicPr>
-                  </pic:nvPicPr>
-                  <pic:blipFill>
-                    <a:blip r:embed="rId22" cstate="none"/>
-                    <a:srcRect/>
-                    <a:stretch>
-                      <a:fillRect/>
-                    </a:stretch>
-                  </pic:blipFill>
-                  <pic:spPr bwMode="auto">
-                    <a:xfrm>
-                      <a:off x="0" y="0"/>
-                      <a:ext cx="5715000" cy="1600200"/>
-                    </a:xfrm>
-                    <a:prstGeom prst="rect">
-                      <a:avLst/>
-                    </a:prstGeom>
-                  </pic:spPr>
-                </pic:pic>
-              </a:graphicData>
-            </a:graphic>
-          </wp:inline>
-        </w:drawing>
-      </w:r>
-    </w:p>
-    <w:p>
-      <w:pPr>
-        <w:keepNext/>
-        <w:spacing w:after="120" w:before="60"/>
-        <w:jc w:val="center"/>
-      </w:pPr>
-      <w:r>
-        <w:drawing>
-          <wp:inline distT="0" distB="0" distL="0" distR="0">
-            <wp:extent cx="5715000" cy="1600200"/>
-            <wp:effectExtent t="0" r="0" b="0" l="0"/>
-            <wp:docPr id="1" name="" descr="" title=""/>
-            <wp:cNvGraphicFramePr>
-              <a:graphicFrameLocks xmlns:a="http://schemas.openxmlformats.org/drawingml/2006/main" noChangeAspect="1"/>
-            </wp:cNvGraphicFramePr>
-            <a:graphic xmlns:a="http://schemas.openxmlformats.org/drawingml/2006/main">
-              <a:graphicData uri="http://schemas.openxmlformats.org/drawingml/2006/picture">
-                <pic:pic xmlns:pic="http://schemas.openxmlformats.org/drawingml/2006/picture">
-                  <pic:nvPicPr>
-                    <pic:cNvPr id="0" name="" descr=""/>
-                    <pic:cNvPicPr>
-                      <a:picLocks noChangeAspect="1" noChangeArrowheads="1"/>
-                    </pic:cNvPicPr>
-                  </pic:nvPicPr>
-                  <pic:blipFill>
-                    <a:blip r:embed="rId23" cstate="none"/>
-                    <a:srcRect/>
-                    <a:stretch>
-                      <a:fillRect/>
-                    </a:stretch>
-                  </pic:blipFill>
-                  <pic:spPr bwMode="auto">
-                    <a:xfrm>
-                      <a:off x="0" y="0"/>
-                      <a:ext cx="5715000" cy="1600200"/>
-                    </a:xfrm>
-                    <a:prstGeom prst="rect">
-                      <a:avLst/>
-                    </a:prstGeom>
-                  </pic:spPr>
-                </pic:pic>
-              </a:graphicData>
-            </a:graphic>
-          </wp:inline>
-        </w:drawing>
-      </w:r>
-    </w:p>
-    <w:p>
-      <w:pPr>
-        <w:keepNext/>
-        <w:spacing w:after="120" w:before="60"/>
-        <w:jc w:val="center"/>
-      </w:pPr>
-      <w:r>
-        <w:drawing>
-          <wp:inline distT="0" distB="0" distL="0" distR="0">
-            <wp:extent cx="5715000" cy="1905000"/>
-            <wp:effectExtent t="0" r="0" b="0" l="0"/>
-            <wp:docPr id="1" name="" descr="" title=""/>
-            <wp:cNvGraphicFramePr>
-              <a:graphicFrameLocks xmlns:a="http://schemas.openxmlformats.org/drawingml/2006/main" noChangeAspect="1"/>
-            </wp:cNvGraphicFramePr>
-            <a:graphic xmlns:a="http://schemas.openxmlformats.org/drawingml/2006/main">
-              <a:graphicData uri="http://schemas.openxmlformats.org/drawingml/2006/picture">
-                <pic:pic xmlns:pic="http://schemas.openxmlformats.org/drawingml/2006/picture">
-                  <pic:nvPicPr>
-                    <pic:cNvPr id="0" name="" descr=""/>
-                    <pic:cNvPicPr>
-                      <a:picLocks noChangeAspect="1" noChangeArrowheads="1"/>
-                    </pic:cNvPicPr>
-                  </pic:nvPicPr>
-                  <pic:blipFill>
-                    <a:blip r:embed="rId24" cstate="none"/>
-                    <a:srcRect/>
-                    <a:stretch>
-                      <a:fillRect/>
-                    </a:stretch>
-                  </pic:blipFill>
-                  <pic:spPr bwMode="auto">
-                    <a:xfrm>
-                      <a:off x="0" y="0"/>
-                      <a:ext cx="5715000" cy="1905000"/>
-                    </a:xfrm>
-                    <a:prstGeom prst="rect">
-                      <a:avLst/>
-                    </a:prstGeom>
-                  </pic:spPr>
-                </pic:pic>
-              </a:graphicData>
-            </a:graphic>
-          </wp:inline>
-        </w:drawing>
-      </w:r>
-    </w:p>
-    <w:p>
-      <w:pPr>
-        <w:spacing w:after="90" w:line="290"/>
-      </w:pPr>
-      <w:r>
-        <w:rPr>
-          <w:rFonts w:ascii="Arial" w:cs="Arial" w:eastAsia="Arial" w:hAnsi="Arial"/>
-          <w:color w:val="27251F"/>
-          <w:sz w:val="21"/>
-          <w:szCs w:val="21"/>
-        </w:rPr>
-        <w:t xml:space="preserve">Operation Consultants, Directors and Managers ranked by their average 90-Day Rate across all their stores.</w:t>
-      </w:r>
-    </w:p>
-    <w:p>
-      <w:pPr>
-        <w:pStyle w:val="Heading2"/>
-      </w:pPr>
-      <w:r>
-        <w:t xml:space="preserve">Step 9 - Spot the pattern store by store</w:t>
-      </w:r>
-    </w:p>
-    <w:p>
-      <w:pPr>
-        <w:keepNext/>
-        <w:spacing w:after="120" w:before="60"/>
-        <w:jc w:val="center"/>
-      </w:pPr>
-      <w:r>
-        <w:drawing>
-          <wp:inline distT="0" distB="0" distL="0" distR="0">
-            <wp:extent cx="5715000" cy="1895475"/>
+            <wp:extent cx="6953250" cy="2305050"/>
             <wp:effectExtent t="0" r="0" b="0" l="0"/>
             <wp:docPr id="1" name="" descr="" title=""/>
             <wp:cNvGraphicFramePr>
@@ -1204,7 +1462,7 @@
                   <pic:spPr bwMode="auto">
                     <a:xfrm>
                       <a:off x="0" y="0"/>
-                      <a:ext cx="5715000" cy="1895475"/>
+                      <a:ext cx="6953250" cy="2305050"/>
                     </a:xfrm>
                     <a:prstGeom prst="rect">
                       <a:avLst/>
@@ -1219,7 +1477,7 @@
     </w:p>
     <w:p>
       <w:pPr>
-        <w:spacing w:after="90" w:line="290"/>
+        <w:spacing w:after="70" w:line="270"/>
       </w:pPr>
       <w:r>
         <w:rPr>
@@ -1248,7 +1506,7 @@
       <w:r>
         <w:drawing>
           <wp:inline distT="0" distB="0" distL="0" distR="0">
-            <wp:extent cx="5715000" cy="2019300"/>
+            <wp:extent cx="6953250" cy="2457450"/>
             <wp:effectExtent t="0" r="0" b="0" l="0"/>
             <wp:docPr id="1" name="" descr="" title=""/>
             <wp:cNvGraphicFramePr>
@@ -1273,7 +1531,7 @@
                   <pic:spPr bwMode="auto">
                     <a:xfrm>
                       <a:off x="0" y="0"/>
-                      <a:ext cx="5715000" cy="2019300"/>
+                      <a:ext cx="6953250" cy="2457450"/>
                     </a:xfrm>
                     <a:prstGeom prst="rect">
                       <a:avLst/>
@@ -1288,7 +1546,7 @@
     </w:p>
     <w:p>
       <w:pPr>
-        <w:spacing w:after="90" w:line="290"/>
+        <w:spacing w:after="70" w:line="270"/>
       </w:pPr>
       <w:r>
         <w:rPr>
@@ -1329,7 +1587,7 @@
       <w:headerReference w:type="default" r:id="rId7"/>
       <w:footerReference w:type="default" r:id="rId8"/>
       <w:pgSz w:w="11906" w:h="16838" w:orient="portrait"/>
-      <w:pgMar w:top="1300" w:right="1250" w:bottom="1000" w:left="1250" w:header="708" w:footer="708" w:gutter="0"/>
+      <w:pgMar w:top="1500" w:right="432" w:bottom="994" w:left="432" w:header="706" w:footer="706" w:gutter="0"/>
       <w:pgNumType/>
       <w:docGrid w:linePitch="360"/>
     </w:sectPr>

--- a/docs/user-guide/en/pages/06-ninetydayturnover.docx
+++ b/docs/user-guide/en/pages/06-ninetydayturnover.docx
@@ -45,7 +45,7 @@
           <w:sz w:val="21"/>
           <w:szCs w:val="21"/>
         </w:rPr>
-        <w:t xml:space="preserve">Use this page to see how many new hires leave within their first 90 days. It tracks "early leavers": employees hired in a given month (a cohort) who resigned within their first 90 days. The 90-Day Rate = early leavers / total new hires in that cohort x 100. A cohort hired less than 90 days ago is marked "Provisional", because its final rate can still change.</w:t>
+        <w:t xml:space="preserve">Use this page to see how many new hires leave within their first 90 days. It tracks "early leavers": employees hired in a given month (a cohort) who resigned within their first 90 days. The 90-Day Rate = early leavers / total new hires in that cohort x 100. A cohort is marked "Provisional" until 90 days after the end of its hiring month (for several months: the latest one), because its final rate can still change.</w:t>
       </w:r>
     </w:p>
     <w:p>
@@ -114,7 +114,7 @@
           <w:sz w:val="21"/>
           <w:szCs w:val="21"/>
         </w:rPr>
-        <w:t xml:space="preserve">The month selector picks which hiring cohort(s) to look at. Everything on the page, except the trend chart, is scoped to the cohort(s) you select. Choosing a Store, Operation Manager, Operation Consultant, Senior Operation Consultant or Operation Director filters every chart and table to just that selection.</w:t>
+        <w:t xml:space="preserve">The month selector picks which hiring cohort(s) to look at. Everything on the page, except the trend chart and the Full Data Table (both always show every cohort), is scoped to the cohort(s) you select. Choosing a Store, Operation Manager, Operation Consultant, Senior Operation Consultant, Operation Director or Job Title filters every chart and table to just that selection.</w:t>
       </w:r>
     </w:p>
     <w:p>
@@ -534,7 +534,7 @@
           <w:sz w:val="21"/>
           <w:szCs w:val="21"/>
         </w:rPr>
-        <w:t xml:space="preserve">The 90-Day Rate across cohorts over time, from the selected year onward. It always shows the full history regardless of the month filter.</w:t>
+        <w:t xml:space="preserve">The 90-Day Rate for every monthly hiring cohort since the first hires in the data. It ignores the Year and Months selection, but still follows the Store, manager and Job Title filters. Dashed segments are cohorts that are still provisional.</w:t>
       </w:r>
     </w:p>
     <w:p>
@@ -809,7 +809,7 @@
                 <w:sz w:val="21"/>
                 <w:szCs w:val="21"/>
               </w:rPr>
-              <w:t xml:space="preserve">The reasons given by employees who resigned within their first 90 days.</w:t>
+              <w:t xml:space="preserve">The reasons given in exit interviews by employees who resigned within their first 90 days (early leavers with no exit interview are not counted).</w:t>
             </w:r>
           </w:p>
         </w:tc>
@@ -1417,7 +1417,7 @@
           <w:sz w:val="21"/>
           <w:szCs w:val="21"/>
         </w:rPr>
-        <w:t xml:space="preserve">Operation Consultants, Directors and Managers ranked by their average 90-Day Rate across all their stores.</w:t>
+        <w:t xml:space="preserve">Operation Consultants, Senior Operation Consultants, Operation Directors and Operation Managers ranked, highest 90-Day Rate first, by their stores' combined rate (early leavers / hires across all their stores) for the selected cohort(s).</w:t>
       </w:r>
     </w:p>
     <w:p>
@@ -1486,7 +1486,7 @@
           <w:sz w:val="21"/>
           <w:szCs w:val="21"/>
         </w:rPr>
-        <w:t xml:space="preserve">Every store's 90-Day Rate for each period, one row per store and one column per month, so you can spot stores whose rates are consistently high, or improving or worsening over time. You can search and sort by any column.</w:t>
+        <w:t xml:space="preserve">Every store's 90-Day Rate for each hiring month (all cohorts), one row per store and one column per month, plus a Total column that adds up the monthly rates. Use it to spot stores whose rates are consistently high, or improving or worsening over time. Search by store or Operation Consultant; click any column header to sort.</w:t>
       </w:r>
     </w:p>
     <w:p>
